--- a/PowerShell/Документ Microsoft Word.docx
+++ b/PowerShell/Документ Microsoft Word.docx
@@ -1,11 +1,10 @@
 
 <file path=word/document.xml><?xml version="1.0" encoding="utf-8"?>
-<w:document xmlns:o="urn:schemas-microsoft-com:office:office" xmlns:r="http://schemas.openxmlformats.org/officeDocument/2006/relationships" xmlns:v="urn:schemas-microsoft-com:vml" xmlns:w="http://schemas.openxmlformats.org/wordprocessingml/2006/main" xmlns:w10="urn:schemas-microsoft-com:office:word" xmlns:wp="http://schemas.openxmlformats.org/drawingml/2006/wordprocessingDrawing" xmlns:wps="http://schemas.microsoft.com/office/word/2010/wordprocessingShape" xmlns:wpg="http://schemas.microsoft.com/office/word/2010/wordprocessingGroup" xmlns:mc="http://schemas.openxmlformats.org/markup-compatibility/2006" xmlns:wp14="http://schemas.microsoft.com/office/word/2010/wordprocessingDrawing" xmlns:w14="http://schemas.microsoft.com/office/word/2010/wordml" xmlns:w15="http://schemas.microsoft.com/office/word/2012/wordml" mc:Ignorable="w14 wp14 w15">
+<w:document xmlns:wpc="http://schemas.microsoft.com/office/word/2010/wordprocessingCanvas" xmlns:cx="http://schemas.microsoft.com/office/drawing/2014/chartex" xmlns:cx1="http://schemas.microsoft.com/office/drawing/2015/9/8/chartex" xmlns:cx2="http://schemas.microsoft.com/office/drawing/2015/10/21/chartex" xmlns:cx3="http://schemas.microsoft.com/office/drawing/2016/5/9/chartex" xmlns:cx4="http://schemas.microsoft.com/office/drawing/2016/5/10/chartex" xmlns:cx5="http://schemas.microsoft.com/office/drawing/2016/5/11/chartex" xmlns:cx6="http://schemas.microsoft.com/office/drawing/2016/5/12/chartex" xmlns:cx7="http://schemas.microsoft.com/office/drawing/2016/5/13/chartex" xmlns:cx8="http://schemas.microsoft.com/office/drawing/2016/5/14/chartex" xmlns:mc="http://schemas.openxmlformats.org/markup-compatibility/2006" xmlns:aink="http://schemas.microsoft.com/office/drawing/2016/ink" xmlns:am3d="http://schemas.microsoft.com/office/drawing/2017/model3d" xmlns:o="urn:schemas-microsoft-com:office:office" xmlns:oel="http://schemas.microsoft.com/office/2019/extlst" xmlns:r="http://schemas.openxmlformats.org/officeDocument/2006/relationships" xmlns:m="http://schemas.openxmlformats.org/officeDocument/2006/math" xmlns:v="urn:schemas-microsoft-com:vml" xmlns:wp14="http://schemas.microsoft.com/office/word/2010/wordprocessingDrawing" xmlns:wp="http://schemas.openxmlformats.org/drawingml/2006/wordprocessingDrawing" xmlns:w10="urn:schemas-microsoft-com:office:word" xmlns:w="http://schemas.openxmlformats.org/wordprocessingml/2006/main" xmlns:w14="http://schemas.microsoft.com/office/word/2010/wordml" xmlns:w15="http://schemas.microsoft.com/office/word/2012/wordml" xmlns:w16cex="http://schemas.microsoft.com/office/word/2018/wordml/cex" xmlns:w16cid="http://schemas.microsoft.com/office/word/2016/wordml/cid" xmlns:w16="http://schemas.microsoft.com/office/word/2018/wordml" xmlns:w16du="http://schemas.microsoft.com/office/word/2023/wordml/word16du" xmlns:w16sdtdh="http://schemas.microsoft.com/office/word/2020/wordml/sdtdatahash" xmlns:w16sdtfl="http://schemas.microsoft.com/office/word/2024/wordml/sdtformatlock" xmlns:w16se="http://schemas.microsoft.com/office/word/2015/wordml/symex" xmlns:wpg="http://schemas.microsoft.com/office/word/2010/wordprocessingGroup" xmlns:wpi="http://schemas.microsoft.com/office/word/2010/wordprocessingInk" xmlns:wne="http://schemas.microsoft.com/office/word/2006/wordml" xmlns:wps="http://schemas.microsoft.com/office/word/2010/wordprocessingShape" mc:Ignorable="w14 w15 w16se w16cid w16 w16cex w16sdtdh w16sdtfl w16du wp14">
   <w:body>
     <w:p>
       <w:pPr>
-        <w:pStyle w:val="Normal"/>
-        <w:spacing w:before="0" w:after="0"/>
+        <w:spacing w:after="0"/>
         <w:jc w:val="both"/>
         <w:rPr>
           <w:b/>
@@ -22,10 +21,8 @@
     </w:p>
     <w:p>
       <w:pPr>
-        <w:pStyle w:val="Normal"/>
-        <w:spacing w:before="0" w:after="0"/>
+        <w:spacing w:after="0"/>
         <w:jc w:val="both"/>
-        <w:rPr/>
       </w:pPr>
       <w:r>
         <w:rPr>
@@ -34,7 +31,6 @@
         <w:t>Dir</w:t>
       </w:r>
       <w:r>
-        <w:rPr/>
         <w:t xml:space="preserve"> или </w:t>
       </w:r>
       <w:r>
@@ -46,8 +42,7 @@
     </w:p>
     <w:p>
       <w:pPr>
-        <w:pStyle w:val="Normal"/>
-        <w:spacing w:before="0" w:after="0"/>
+        <w:spacing w:after="0"/>
         <w:jc w:val="both"/>
         <w:rPr>
           <w:b/>
@@ -55,7 +50,6 @@
         </w:rPr>
       </w:pPr>
       <w:r>
-        <w:rPr/>
         <w:t xml:space="preserve">Вообще </w:t>
       </w:r>
       <w:r>
@@ -65,7 +59,6 @@
         <w:t>dir</w:t>
       </w:r>
       <w:r>
-        <w:rPr/>
         <w:t xml:space="preserve"> это псевдоним командлета </w:t>
       </w:r>
       <w:r>
@@ -94,8 +87,7 @@
     </w:p>
     <w:p>
       <w:pPr>
-        <w:pStyle w:val="Normal"/>
-        <w:spacing w:before="0" w:after="0"/>
+        <w:spacing w:after="0"/>
         <w:jc w:val="both"/>
         <w:rPr>
           <w:b/>
@@ -112,10 +104,8 @@
     </w:p>
     <w:p>
       <w:pPr>
-        <w:pStyle w:val="Normal"/>
-        <w:spacing w:before="0" w:after="0"/>
+        <w:spacing w:after="0"/>
         <w:jc w:val="both"/>
-        <w:rPr/>
       </w:pPr>
       <w:r>
         <w:rPr>
@@ -133,7 +123,6 @@
         <w:t>Recurse</w:t>
       </w:r>
       <w:r>
-        <w:rPr/>
         <w:t xml:space="preserve"> или </w:t>
       </w:r>
       <w:r>
@@ -152,19 +141,15 @@
         <w:t>r</w:t>
       </w:r>
       <w:r>
-        <w:rPr/>
         <w:t xml:space="preserve"> выведет содержимое не только текущего каталога, но и всех подкаталогов</w:t>
       </w:r>
     </w:p>
     <w:p>
       <w:pPr>
-        <w:pStyle w:val="Normal"/>
-        <w:spacing w:before="0" w:after="0"/>
+        <w:spacing w:after="0"/>
         <w:jc w:val="both"/>
-        <w:rPr/>
-      </w:pPr>
-      <w:r>
-        <w:rPr/>
+      </w:pPr>
+      <w:r>
         <w:t xml:space="preserve">Параметр </w:t>
       </w:r>
       <w:r>
@@ -183,7 +168,6 @@
         <w:t>Path</w:t>
       </w:r>
       <w:r>
-        <w:rPr/>
         <w:t xml:space="preserve"> или </w:t>
       </w:r>
       <w:r>
@@ -224,47 +208,32 @@
         <w:t xml:space="preserve">(если не будет конфликта параметров) </w:t>
       </w:r>
       <w:r>
-        <w:rPr/>
         <w:t xml:space="preserve"> указывает адрес папки, содержимое которой нужно вывести. Можно указать вообще без имени параметра – просто путь.</w:t>
       </w:r>
     </w:p>
     <w:p>
       <w:pPr>
-        <w:pStyle w:val="Normal"/>
-        <w:spacing w:before="0" w:after="0"/>
+        <w:spacing w:after="0"/>
         <w:jc w:val="both"/>
-        <w:rPr/>
-      </w:pPr>
-      <w:r>
-        <w:rPr/>
+      </w:pPr>
+      <w:r>
         <w:t>dir -path ./"Работа с резюме" или dir ./"Работа с резюме"</w:t>
       </w:r>
     </w:p>
     <w:p>
       <w:pPr>
-        <w:pStyle w:val="Normal"/>
-        <w:spacing w:before="0" w:after="0"/>
+        <w:spacing w:after="0"/>
         <w:jc w:val="both"/>
-        <w:rPr/>
-      </w:pPr>
-      <w:r>
-        <w:rPr/>
-      </w:r>
-    </w:p>
-    <w:p>
-      <w:pPr>
-        <w:pStyle w:val="Normal"/>
-        <w:spacing w:before="0" w:after="0"/>
+      </w:pPr>
+    </w:p>
+    <w:p>
+      <w:pPr>
+        <w:spacing w:after="0"/>
         <w:jc w:val="both"/>
-        <w:rPr/>
-      </w:pPr>
-      <w:r>
-        <w:rPr/>
-      </w:r>
-    </w:p>
-    <w:p>
-      <w:pPr>
-        <w:pStyle w:val="Normal"/>
+      </w:pPr>
+    </w:p>
+    <w:p>
+      <w:pPr>
         <w:rPr>
           <w:b/>
           <w:bCs/>
@@ -279,18 +248,12 @@
       </w:r>
     </w:p>
     <w:p>
-      <w:pPr>
-        <w:pStyle w:val="Normal"/>
-        <w:rPr/>
-      </w:pPr>
-      <w:r>
-        <w:rPr/>
+      <w:r>
         <w:t>&gt;</w:t>
       </w:r>
     </w:p>
     <w:p>
       <w:pPr>
-        <w:pStyle w:val="Normal"/>
         <w:rPr>
           <w:b/>
           <w:bCs/>
@@ -313,10 +276,6 @@
       </w:r>
     </w:p>
     <w:p>
-      <w:pPr>
-        <w:pStyle w:val="Normal"/>
-        <w:rPr/>
-      </w:pPr>
       <w:r>
         <w:rPr>
           <w:lang w:val="en-US"/>
@@ -324,7 +283,6 @@
         <w:t>Dir</w:t>
       </w:r>
       <w:r>
-        <w:rPr/>
         <w:t xml:space="preserve"> &gt; </w:t>
       </w:r>
       <w:r>
@@ -334,7 +292,6 @@
         <w:t>dir</w:t>
       </w:r>
       <w:r>
-        <w:rPr/>
         <w:t>.</w:t>
       </w:r>
       <w:r>
@@ -345,27 +302,13 @@
       </w:r>
     </w:p>
     <w:p>
-      <w:pPr>
-        <w:pStyle w:val="Normal"/>
-        <w:rPr/>
-      </w:pPr>
-      <w:r>
-        <w:rPr/>
+      <w:r>
         <w:t>Если файл, в который с помощью символа &gt; перенаправляется вывод, уже существует, то его содержимое будет перезаписано.</w:t>
       </w:r>
     </w:p>
-    <w:p>
-      <w:pPr>
-        <w:pStyle w:val="Normal"/>
-        <w:rPr/>
-      </w:pPr>
-      <w:r>
-        <w:rPr/>
-      </w:r>
-    </w:p>
-    <w:p>
-      <w:pPr>
-        <w:pStyle w:val="Normal"/>
+    <w:p/>
+    <w:p>
+      <w:pPr>
         <w:rPr>
           <w:b/>
           <w:bCs/>
@@ -380,27 +323,13 @@
       </w:r>
     </w:p>
     <w:p>
-      <w:pPr>
-        <w:pStyle w:val="Normal"/>
-        <w:rPr/>
-      </w:pPr>
-      <w:r>
-        <w:rPr/>
+      <w:r>
         <w:t>&gt;&gt;</w:t>
       </w:r>
     </w:p>
-    <w:p>
-      <w:pPr>
-        <w:pStyle w:val="Normal"/>
-        <w:rPr/>
-      </w:pPr>
-      <w:r>
-        <w:rPr/>
-      </w:r>
-    </w:p>
-    <w:p>
-      <w:pPr>
-        <w:pStyle w:val="Normal"/>
+    <w:p/>
+    <w:p>
+      <w:pPr>
         <w:rPr>
           <w:b/>
           <w:bCs/>
@@ -415,10 +344,6 @@
       </w:r>
     </w:p>
     <w:p>
-      <w:pPr>
-        <w:pStyle w:val="Normal"/>
-        <w:rPr/>
-      </w:pPr>
       <w:r>
         <w:rPr>
           <w:lang w:val="en-US"/>
@@ -426,22 +351,12 @@
         <w:t>Type</w:t>
       </w:r>
       <w:r>
-        <w:rPr/>
         <w:t xml:space="preserve"> [путь к файлу]</w:t>
       </w:r>
     </w:p>
-    <w:p>
-      <w:pPr>
-        <w:pStyle w:val="Normal"/>
-        <w:rPr/>
-      </w:pPr>
-      <w:r>
-        <w:rPr/>
-      </w:r>
-    </w:p>
-    <w:p>
-      <w:pPr>
-        <w:pStyle w:val="Normal"/>
+    <w:p/>
+    <w:p>
+      <w:pPr>
         <w:rPr>
           <w:b/>
           <w:bCs/>
@@ -456,37 +371,18 @@
       </w:r>
     </w:p>
     <w:p>
-      <w:pPr>
-        <w:pStyle w:val="Normal"/>
-        <w:rPr/>
-      </w:pPr>
-      <w:r>
-        <w:rPr/>
+      <w:r>
         <w:t xml:space="preserve">Можно вычислять выражения, и можно выполнять и более сложные вычисления с использованием различных математических функций. Для этого используются методы .NET-класса System.Math. </w:t>
       </w:r>
     </w:p>
     <w:p>
-      <w:pPr>
-        <w:pStyle w:val="Normal"/>
-        <w:rPr/>
-      </w:pPr>
-      <w:r>
-        <w:rPr/>
+      <w:r>
         <w:t xml:space="preserve">Например, следующая команда вычисляет и выводит на экран корень квадратный из числа 169: </w:t>
       </w:r>
     </w:p>
     <w:p>
-      <w:pPr>
-        <w:pStyle w:val="Normal"/>
-        <w:rPr/>
-      </w:pPr>
-      <w:r>
-        <w:rPr/>
-        <w:t xml:space="preserve"> </w:t>
-      </w:r>
-      <w:r>
-        <w:rPr/>
-        <w:t>[</w:t>
+      <w:r>
+        <w:t xml:space="preserve"> [</w:t>
       </w:r>
       <w:r>
         <w:rPr>
@@ -495,7 +391,6 @@
         <w:t>System</w:t>
       </w:r>
       <w:r>
-        <w:rPr/>
         <w:t>.</w:t>
       </w:r>
       <w:r>
@@ -505,7 +400,6 @@
         <w:t>Math</w:t>
       </w:r>
       <w:r>
-        <w:rPr/>
         <w:t>]::</w:t>
       </w:r>
       <w:r>
@@ -515,58 +409,33 @@
         <w:t>Sqrt</w:t>
       </w:r>
       <w:r>
-        <w:rPr/>
         <w:t xml:space="preserve">(169) </w:t>
       </w:r>
     </w:p>
-    <w:p>
-      <w:pPr>
-        <w:pStyle w:val="Normal"/>
-        <w:rPr/>
-      </w:pPr>
-      <w:r>
-        <w:rPr/>
-      </w:r>
-    </w:p>
-    <w:p>
-      <w:pPr>
-        <w:pStyle w:val="Normal"/>
-        <w:rPr/>
-      </w:pPr>
-      <w:r>
-        <w:rPr/>
-      </w:r>
-    </w:p>
-    <w:p>
-      <w:pPr>
-        <w:pStyle w:val="Normal"/>
-        <w:rPr>
-          <w:b/>
-          <w:bCs/>
-        </w:rPr>
-      </w:pPr>
-      <w:r>
-        <w:rPr>
-          <w:b/>
-          <w:bCs/>
-        </w:rPr>
+    <w:p/>
+    <w:p/>
+    <w:p>
+      <w:pPr>
+        <w:rPr>
+          <w:b/>
+          <w:bCs/>
+        </w:rPr>
+      </w:pPr>
+      <w:r>
+        <w:rPr>
+          <w:b/>
+          <w:bCs/>
+        </w:rPr>
+        <w:lastRenderedPageBreak/>
         <w:t>Общие параметры командлетов</w:t>
       </w:r>
     </w:p>
     <w:tbl>
       <w:tblPr>
-        <w:tblStyle w:val="ac"/>
+        <w:tblStyle w:val="af1"/>
         <w:tblW w:w="9344" w:type="dxa"/>
-        <w:jc w:val="left"/>
-        <w:tblInd w:w="0" w:type="dxa"/>
         <w:tblLayout w:type="fixed"/>
-        <w:tblCellMar>
-          <w:top w:w="0" w:type="dxa"/>
-          <w:left w:w="108" w:type="dxa"/>
-          <w:bottom w:w="0" w:type="dxa"/>
-          <w:right w:w="108" w:type="dxa"/>
-        </w:tblCellMar>
-        <w:tblLook w:firstRow="1" w:noVBand="1" w:lastRow="0" w:firstColumn="1" w:lastColumn="0" w:noHBand="0" w:val="04a0"/>
+        <w:tblLook w:val="04A0" w:firstRow="1" w:lastRow="0" w:firstColumn="1" w:lastColumn="0" w:noHBand="0" w:noVBand="1"/>
       </w:tblPr>
       <w:tblGrid>
         <w:gridCol w:w="1979"/>
@@ -574,31 +443,20 @@
         <w:gridCol w:w="6088"/>
       </w:tblGrid>
       <w:tr>
-        <w:trPr/>
         <w:tc>
           <w:tcPr>
             <w:tcW w:w="1979" w:type="dxa"/>
-            <w:tcBorders/>
           </w:tcPr>
           <w:p>
             <w:pPr>
-              <w:pStyle w:val="Normal"/>
-              <w:widowControl/>
-              <w:spacing w:before="0" w:after="0"/>
-              <w:jc w:val="left"/>
-              <w:rPr>
-                <w:rFonts w:eastAsia="Aptos" w:cs=""/>
-                <w:kern w:val="0"/>
-                <w:szCs w:val="22"/>
-                <w:lang w:val="ru-RU" w:eastAsia="en-US" w:bidi="ar-SA"/>
+              <w:spacing w:after="0"/>
+              <w:rPr>
+                <w:rFonts w:eastAsia="Aptos"/>
               </w:rPr>
             </w:pPr>
             <w:r>
               <w:rPr>
-                <w:rFonts w:eastAsia="Aptos" w:cs=""/>
-                <w:kern w:val="0"/>
-                <w:szCs w:val="22"/>
-                <w:lang w:val="ru-RU" w:eastAsia="en-US" w:bidi="ar-SA"/>
+                <w:rFonts w:eastAsia="Aptos"/>
               </w:rPr>
               <w:t>-Verbose</w:t>
             </w:r>
@@ -607,27 +465,17 @@
         <w:tc>
           <w:tcPr>
             <w:tcW w:w="1277" w:type="dxa"/>
-            <w:tcBorders/>
           </w:tcPr>
           <w:p>
             <w:pPr>
-              <w:pStyle w:val="Normal"/>
-              <w:widowControl/>
-              <w:spacing w:before="0" w:after="0"/>
-              <w:jc w:val="left"/>
-              <w:rPr>
-                <w:rFonts w:eastAsia="Aptos" w:cs=""/>
-                <w:kern w:val="0"/>
-                <w:szCs w:val="22"/>
-                <w:lang w:val="ru-RU" w:eastAsia="en-US" w:bidi="ar-SA"/>
+              <w:spacing w:after="0"/>
+              <w:rPr>
+                <w:rFonts w:eastAsia="Aptos"/>
               </w:rPr>
             </w:pPr>
             <w:r>
               <w:rPr>
-                <w:rFonts w:eastAsia="Aptos" w:cs=""/>
-                <w:kern w:val="0"/>
-                <w:szCs w:val="22"/>
-                <w:lang w:val="ru-RU" w:eastAsia="en-US" w:bidi="ar-SA"/>
+                <w:rFonts w:eastAsia="Aptos"/>
               </w:rPr>
               <w:t>Boolean</w:t>
             </w:r>
@@ -636,27 +484,17 @@
         <w:tc>
           <w:tcPr>
             <w:tcW w:w="6088" w:type="dxa"/>
-            <w:tcBorders/>
           </w:tcPr>
           <w:p>
             <w:pPr>
-              <w:pStyle w:val="Normal"/>
-              <w:widowControl/>
-              <w:spacing w:before="0" w:after="0"/>
-              <w:jc w:val="left"/>
-              <w:rPr>
-                <w:rFonts w:eastAsia="Aptos" w:cs=""/>
-                <w:kern w:val="0"/>
-                <w:szCs w:val="22"/>
-                <w:lang w:val="ru-RU" w:eastAsia="en-US" w:bidi="ar-SA"/>
+              <w:spacing w:after="0"/>
+              <w:rPr>
+                <w:rFonts w:eastAsia="Aptos"/>
               </w:rPr>
             </w:pPr>
             <w:r>
               <w:rPr>
-                <w:rFonts w:eastAsia="Aptos" w:cs=""/>
-                <w:kern w:val="0"/>
-                <w:szCs w:val="22"/>
-                <w:lang w:val="ru-RU" w:eastAsia="en-US" w:bidi="ar-SA"/>
+                <w:rFonts w:eastAsia="Aptos"/>
               </w:rPr>
               <w:t>Включает режим вывода подробных сведений о выполняемой операции.</w:t>
             </w:r>
@@ -664,31 +502,20 @@
         </w:tc>
       </w:tr>
       <w:tr>
-        <w:trPr/>
         <w:tc>
           <w:tcPr>
             <w:tcW w:w="1979" w:type="dxa"/>
-            <w:tcBorders/>
           </w:tcPr>
           <w:p>
             <w:pPr>
-              <w:pStyle w:val="Normal"/>
-              <w:widowControl/>
-              <w:spacing w:before="0" w:after="0"/>
-              <w:jc w:val="left"/>
-              <w:rPr>
-                <w:rFonts w:eastAsia="Aptos" w:cs=""/>
-                <w:kern w:val="0"/>
-                <w:szCs w:val="22"/>
-                <w:lang w:val="ru-RU" w:eastAsia="en-US" w:bidi="ar-SA"/>
+              <w:spacing w:after="0"/>
+              <w:rPr>
+                <w:rFonts w:eastAsia="Aptos"/>
               </w:rPr>
             </w:pPr>
             <w:r>
               <w:rPr>
-                <w:rFonts w:eastAsia="Aptos" w:cs=""/>
-                <w:kern w:val="0"/>
-                <w:szCs w:val="22"/>
-                <w:lang w:val="ru-RU" w:eastAsia="en-US" w:bidi="ar-SA"/>
+                <w:rFonts w:eastAsia="Aptos"/>
               </w:rPr>
               <w:t>-Debug</w:t>
             </w:r>
@@ -697,27 +524,17 @@
         <w:tc>
           <w:tcPr>
             <w:tcW w:w="1277" w:type="dxa"/>
-            <w:tcBorders/>
           </w:tcPr>
           <w:p>
             <w:pPr>
-              <w:pStyle w:val="Normal"/>
-              <w:widowControl/>
-              <w:spacing w:before="0" w:after="0"/>
-              <w:jc w:val="left"/>
-              <w:rPr>
-                <w:rFonts w:eastAsia="Aptos" w:cs=""/>
-                <w:kern w:val="0"/>
-                <w:szCs w:val="22"/>
-                <w:lang w:val="ru-RU" w:eastAsia="en-US" w:bidi="ar-SA"/>
+              <w:spacing w:after="0"/>
+              <w:rPr>
+                <w:rFonts w:eastAsia="Aptos"/>
               </w:rPr>
             </w:pPr>
             <w:r>
               <w:rPr>
-                <w:rFonts w:eastAsia="Aptos" w:cs=""/>
-                <w:kern w:val="0"/>
-                <w:szCs w:val="22"/>
-                <w:lang w:val="ru-RU" w:eastAsia="en-US" w:bidi="ar-SA"/>
+                <w:rFonts w:eastAsia="Aptos"/>
               </w:rPr>
               <w:t>Boolean</w:t>
             </w:r>
@@ -726,27 +543,17 @@
         <w:tc>
           <w:tcPr>
             <w:tcW w:w="6088" w:type="dxa"/>
-            <w:tcBorders/>
           </w:tcPr>
           <w:p>
             <w:pPr>
-              <w:pStyle w:val="Normal"/>
-              <w:widowControl/>
-              <w:spacing w:before="0" w:after="0"/>
-              <w:jc w:val="left"/>
-              <w:rPr>
-                <w:rFonts w:eastAsia="Aptos" w:cs=""/>
-                <w:kern w:val="0"/>
-                <w:szCs w:val="22"/>
-                <w:lang w:val="ru-RU" w:eastAsia="en-US" w:bidi="ar-SA"/>
+              <w:spacing w:after="0"/>
+              <w:rPr>
+                <w:rFonts w:eastAsia="Aptos"/>
               </w:rPr>
             </w:pPr>
             <w:r>
               <w:rPr>
-                <w:rFonts w:eastAsia="Aptos" w:cs=""/>
-                <w:kern w:val="0"/>
-                <w:szCs w:val="22"/>
-                <w:lang w:val="ru-RU" w:eastAsia="en-US" w:bidi="ar-SA"/>
+                <w:rFonts w:eastAsia="Aptos"/>
               </w:rPr>
               <w:t>Включает режим создания подробного отчета об операции для отладки команды.</w:t>
             </w:r>
@@ -754,31 +561,20 @@
         </w:tc>
       </w:tr>
       <w:tr>
-        <w:trPr/>
         <w:tc>
           <w:tcPr>
             <w:tcW w:w="1979" w:type="dxa"/>
-            <w:tcBorders/>
           </w:tcPr>
           <w:p>
             <w:pPr>
-              <w:pStyle w:val="Normal"/>
-              <w:widowControl/>
-              <w:spacing w:before="0" w:after="0"/>
-              <w:jc w:val="left"/>
-              <w:rPr>
-                <w:rFonts w:eastAsia="Aptos" w:cs=""/>
-                <w:kern w:val="0"/>
-                <w:szCs w:val="22"/>
-                <w:lang w:val="ru-RU" w:eastAsia="en-US" w:bidi="ar-SA"/>
+              <w:spacing w:after="0"/>
+              <w:rPr>
+                <w:rFonts w:eastAsia="Aptos"/>
               </w:rPr>
             </w:pPr>
             <w:r>
               <w:rPr>
-                <w:rFonts w:eastAsia="Aptos" w:cs=""/>
-                <w:kern w:val="0"/>
-                <w:szCs w:val="22"/>
-                <w:lang w:val="ru-RU" w:eastAsia="en-US" w:bidi="ar-SA"/>
+                <w:rFonts w:eastAsia="Aptos"/>
               </w:rPr>
               <w:t>-ErrorAction</w:t>
             </w:r>
@@ -787,27 +583,17 @@
         <w:tc>
           <w:tcPr>
             <w:tcW w:w="1277" w:type="dxa"/>
-            <w:tcBorders/>
           </w:tcPr>
           <w:p>
             <w:pPr>
-              <w:pStyle w:val="Normal"/>
-              <w:widowControl/>
-              <w:spacing w:before="0" w:after="0"/>
-              <w:jc w:val="left"/>
-              <w:rPr>
-                <w:rFonts w:eastAsia="Aptos" w:cs=""/>
-                <w:kern w:val="0"/>
-                <w:szCs w:val="22"/>
-                <w:lang w:val="ru-RU" w:eastAsia="en-US" w:bidi="ar-SA"/>
+              <w:spacing w:after="0"/>
+              <w:rPr>
+                <w:rFonts w:eastAsia="Aptos"/>
               </w:rPr>
             </w:pPr>
             <w:r>
               <w:rPr>
-                <w:rFonts w:eastAsia="Aptos" w:cs=""/>
-                <w:kern w:val="0"/>
-                <w:szCs w:val="22"/>
-                <w:lang w:val="ru-RU" w:eastAsia="en-US" w:bidi="ar-SA"/>
+                <w:rFonts w:eastAsia="Aptos"/>
               </w:rPr>
               <w:t>Enum</w:t>
             </w:r>
@@ -816,87 +602,63 @@
         <w:tc>
           <w:tcPr>
             <w:tcW w:w="6088" w:type="dxa"/>
-            <w:tcBorders/>
           </w:tcPr>
           <w:p>
             <w:pPr>
-              <w:pStyle w:val="Normal"/>
-              <w:widowControl/>
-              <w:spacing w:before="0" w:after="0"/>
-              <w:jc w:val="left"/>
+              <w:spacing w:after="0"/>
               <w:rPr>
                 <w:lang w:val="en-US"/>
               </w:rPr>
             </w:pPr>
             <w:r>
               <w:rPr>
-                <w:rFonts w:eastAsia="Aptos" w:cs=""/>
-                <w:kern w:val="0"/>
-                <w:szCs w:val="22"/>
-                <w:lang w:val="ru-RU" w:eastAsia="en-US" w:bidi="ar-SA"/>
+                <w:rFonts w:eastAsia="Aptos"/>
               </w:rPr>
               <w:t>Определяет реакцию на возникновение ошибки. Возможные</w:t>
             </w:r>
             <w:r>
               <w:rPr>
-                <w:rFonts w:eastAsia="Aptos" w:cs=""/>
-                <w:kern w:val="0"/>
-                <w:szCs w:val="22"/>
-                <w:lang w:val="en-US" w:eastAsia="en-US" w:bidi="ar-SA"/>
+                <w:rFonts w:eastAsia="Aptos"/>
+                <w:lang w:val="en-US"/>
               </w:rPr>
               <w:t xml:space="preserve"> </w:t>
             </w:r>
             <w:r>
               <w:rPr>
-                <w:rFonts w:eastAsia="Aptos" w:cs=""/>
-                <w:kern w:val="0"/>
-                <w:szCs w:val="22"/>
-                <w:lang w:val="ru-RU" w:eastAsia="en-US" w:bidi="ar-SA"/>
+                <w:rFonts w:eastAsia="Aptos"/>
               </w:rPr>
               <w:t>значения</w:t>
             </w:r>
             <w:r>
               <w:rPr>
-                <w:rFonts w:eastAsia="Aptos" w:cs=""/>
-                <w:kern w:val="0"/>
-                <w:szCs w:val="22"/>
-                <w:lang w:val="en-US" w:eastAsia="en-US" w:bidi="ar-SA"/>
+                <w:rFonts w:eastAsia="Aptos"/>
+                <w:lang w:val="en-US"/>
               </w:rPr>
               <w:t>: Continue (</w:t>
             </w:r>
             <w:r>
               <w:rPr>
-                <w:rFonts w:eastAsia="Aptos" w:cs=""/>
-                <w:kern w:val="0"/>
-                <w:szCs w:val="22"/>
-                <w:lang w:val="ru-RU" w:eastAsia="en-US" w:bidi="ar-SA"/>
+                <w:rFonts w:eastAsia="Aptos"/>
               </w:rPr>
               <w:t>по</w:t>
             </w:r>
             <w:r>
               <w:rPr>
-                <w:rFonts w:eastAsia="Aptos" w:cs=""/>
-                <w:kern w:val="0"/>
-                <w:szCs w:val="22"/>
-                <w:lang w:val="en-US" w:eastAsia="en-US" w:bidi="ar-SA"/>
+                <w:rFonts w:eastAsia="Aptos"/>
+                <w:lang w:val="en-US"/>
               </w:rPr>
               <w:t xml:space="preserve"> </w:t>
             </w:r>
             <w:r>
               <w:rPr>
-                <w:rFonts w:eastAsia="Aptos" w:cs=""/>
-                <w:kern w:val="0"/>
-                <w:szCs w:val="22"/>
-                <w:lang w:val="ru-RU" w:eastAsia="en-US" w:bidi="ar-SA"/>
+                <w:rFonts w:eastAsia="Aptos"/>
               </w:rPr>
               <w:t>умолчанию</w:t>
             </w:r>
             <w:r>
               <w:rPr>
-                <w:rFonts w:eastAsia="Aptos" w:cs=""/>
-                <w:kern w:val="0"/>
-                <w:szCs w:val="22"/>
-                <w:lang w:val="en-US" w:eastAsia="en-US" w:bidi="ar-SA"/>
+                <w:rFonts w:eastAsia="Aptos"/>
+                <w:lang w:val="en-US"/>
               </w:rPr>
               <w:t>), Stop, SilentlyContinue, Inquire, Ignore.</w:t>
             </w:r>
@@ -904,28 +666,20 @@
         </w:tc>
       </w:tr>
       <w:tr>
-        <w:trPr/>
         <w:tc>
           <w:tcPr>
             <w:tcW w:w="1979" w:type="dxa"/>
-            <w:tcBorders/>
           </w:tcPr>
           <w:p>
             <w:pPr>
-              <w:pStyle w:val="Normal"/>
-              <w:widowControl/>
-              <w:spacing w:before="0" w:after="0"/>
-              <w:jc w:val="left"/>
+              <w:spacing w:after="0"/>
               <w:rPr>
                 <w:lang w:val="en-US"/>
               </w:rPr>
             </w:pPr>
             <w:r>
               <w:rPr>
-                <w:rFonts w:eastAsia="Aptos" w:cs=""/>
-                <w:kern w:val="0"/>
-                <w:szCs w:val="22"/>
-                <w:lang w:val="ru-RU" w:eastAsia="en-US" w:bidi="ar-SA"/>
+                <w:rFonts w:eastAsia="Aptos"/>
               </w:rPr>
               <w:t>-ErrorVariable</w:t>
             </w:r>
@@ -934,24 +688,17 @@
         <w:tc>
           <w:tcPr>
             <w:tcW w:w="1277" w:type="dxa"/>
-            <w:tcBorders/>
           </w:tcPr>
           <w:p>
             <w:pPr>
-              <w:pStyle w:val="Normal"/>
-              <w:widowControl/>
-              <w:spacing w:before="0" w:after="0"/>
-              <w:jc w:val="left"/>
+              <w:spacing w:after="0"/>
               <w:rPr>
                 <w:lang w:val="en-US"/>
               </w:rPr>
             </w:pPr>
             <w:r>
               <w:rPr>
-                <w:rFonts w:eastAsia="Aptos" w:cs=""/>
-                <w:kern w:val="0"/>
-                <w:szCs w:val="22"/>
-                <w:lang w:val="ru-RU" w:eastAsia="en-US" w:bidi="ar-SA"/>
+                <w:rFonts w:eastAsia="Aptos"/>
               </w:rPr>
               <w:t>String</w:t>
             </w:r>
@@ -960,27 +707,17 @@
         <w:tc>
           <w:tcPr>
             <w:tcW w:w="6088" w:type="dxa"/>
-            <w:tcBorders/>
           </w:tcPr>
           <w:p>
             <w:pPr>
-              <w:pStyle w:val="Normal"/>
-              <w:widowControl/>
-              <w:spacing w:before="0" w:after="0"/>
-              <w:jc w:val="left"/>
-              <w:rPr>
-                <w:rFonts w:eastAsia="Aptos" w:cs=""/>
-                <w:kern w:val="0"/>
-                <w:szCs w:val="22"/>
-                <w:lang w:val="ru-RU" w:eastAsia="en-US" w:bidi="ar-SA"/>
+              <w:spacing w:after="0"/>
+              <w:rPr>
+                <w:rFonts w:eastAsia="Aptos"/>
               </w:rPr>
             </w:pPr>
             <w:r>
               <w:rPr>
-                <w:rFonts w:eastAsia="Aptos" w:cs=""/>
-                <w:kern w:val="0"/>
-                <w:szCs w:val="22"/>
-                <w:lang w:val="ru-RU" w:eastAsia="en-US" w:bidi="ar-SA"/>
+                <w:rFonts w:eastAsia="Aptos"/>
               </w:rPr>
               <w:t>Определяет переменную, в которой будут сохраняться ошибки команды во время выполнения (дополнительно к $error).</w:t>
             </w:r>
@@ -988,31 +725,20 @@
         </w:tc>
       </w:tr>
       <w:tr>
-        <w:trPr/>
         <w:tc>
           <w:tcPr>
             <w:tcW w:w="1979" w:type="dxa"/>
-            <w:tcBorders/>
           </w:tcPr>
           <w:p>
             <w:pPr>
-              <w:pStyle w:val="Normal"/>
-              <w:widowControl/>
-              <w:spacing w:before="0" w:after="0"/>
-              <w:jc w:val="left"/>
-              <w:rPr>
-                <w:rFonts w:eastAsia="Aptos" w:cs=""/>
-                <w:kern w:val="0"/>
-                <w:szCs w:val="22"/>
-                <w:lang w:val="ru-RU" w:eastAsia="en-US" w:bidi="ar-SA"/>
+              <w:spacing w:after="0"/>
+              <w:rPr>
+                <w:rFonts w:eastAsia="Aptos"/>
               </w:rPr>
             </w:pPr>
             <w:r>
               <w:rPr>
-                <w:rFonts w:eastAsia="Aptos" w:cs=""/>
-                <w:kern w:val="0"/>
-                <w:szCs w:val="22"/>
-                <w:lang w:val="ru-RU" w:eastAsia="en-US" w:bidi="ar-SA"/>
+                <w:rFonts w:eastAsia="Aptos"/>
               </w:rPr>
               <w:t>-OutVariable</w:t>
             </w:r>
@@ -1021,27 +747,17 @@
         <w:tc>
           <w:tcPr>
             <w:tcW w:w="1277" w:type="dxa"/>
-            <w:tcBorders/>
           </w:tcPr>
           <w:p>
             <w:pPr>
-              <w:pStyle w:val="Normal"/>
-              <w:widowControl/>
-              <w:spacing w:before="0" w:after="0"/>
-              <w:jc w:val="left"/>
-              <w:rPr>
-                <w:rFonts w:eastAsia="Aptos" w:cs=""/>
-                <w:kern w:val="0"/>
-                <w:szCs w:val="22"/>
-                <w:lang w:val="ru-RU" w:eastAsia="en-US" w:bidi="ar-SA"/>
+              <w:spacing w:after="0"/>
+              <w:rPr>
+                <w:rFonts w:eastAsia="Aptos"/>
               </w:rPr>
             </w:pPr>
             <w:r>
               <w:rPr>
-                <w:rFonts w:eastAsia="Aptos" w:cs=""/>
-                <w:kern w:val="0"/>
-                <w:szCs w:val="22"/>
-                <w:lang w:val="ru-RU" w:eastAsia="en-US" w:bidi="ar-SA"/>
+                <w:rFonts w:eastAsia="Aptos"/>
               </w:rPr>
               <w:t>String</w:t>
             </w:r>
@@ -1050,27 +766,17 @@
         <w:tc>
           <w:tcPr>
             <w:tcW w:w="6088" w:type="dxa"/>
-            <w:tcBorders/>
           </w:tcPr>
           <w:p>
             <w:pPr>
-              <w:pStyle w:val="Normal"/>
-              <w:widowControl/>
-              <w:spacing w:before="0" w:after="0"/>
-              <w:jc w:val="left"/>
-              <w:rPr>
-                <w:rFonts w:eastAsia="Aptos" w:cs=""/>
-                <w:kern w:val="0"/>
-                <w:szCs w:val="22"/>
-                <w:lang w:val="ru-RU" w:eastAsia="en-US" w:bidi="ar-SA"/>
+              <w:spacing w:after="0"/>
+              <w:rPr>
+                <w:rFonts w:eastAsia="Aptos"/>
               </w:rPr>
             </w:pPr>
             <w:r>
               <w:rPr>
-                <w:rFonts w:eastAsia="Aptos" w:cs=""/>
-                <w:kern w:val="0"/>
-                <w:szCs w:val="22"/>
-                <w:lang w:val="ru-RU" w:eastAsia="en-US" w:bidi="ar-SA"/>
+                <w:rFonts w:eastAsia="Aptos"/>
               </w:rPr>
               <w:t>Задает переменную, в которой будут сохраняться выходные данные команды.</w:t>
             </w:r>
@@ -1078,31 +784,20 @@
         </w:tc>
       </w:tr>
       <w:tr>
-        <w:trPr/>
         <w:tc>
           <w:tcPr>
             <w:tcW w:w="1979" w:type="dxa"/>
-            <w:tcBorders/>
           </w:tcPr>
           <w:p>
             <w:pPr>
-              <w:pStyle w:val="Normal"/>
-              <w:widowControl/>
-              <w:spacing w:before="0" w:after="0"/>
-              <w:jc w:val="left"/>
-              <w:rPr>
-                <w:rFonts w:eastAsia="Aptos" w:cs=""/>
-                <w:kern w:val="0"/>
-                <w:szCs w:val="22"/>
-                <w:lang w:val="ru-RU" w:eastAsia="en-US" w:bidi="ar-SA"/>
+              <w:spacing w:after="0"/>
+              <w:rPr>
+                <w:rFonts w:eastAsia="Aptos"/>
               </w:rPr>
             </w:pPr>
             <w:r>
               <w:rPr>
-                <w:rFonts w:eastAsia="Aptos" w:cs=""/>
-                <w:kern w:val="0"/>
-                <w:szCs w:val="22"/>
-                <w:lang w:val="ru-RU" w:eastAsia="en-US" w:bidi="ar-SA"/>
+                <w:rFonts w:eastAsia="Aptos"/>
               </w:rPr>
               <w:t>-OutBuffer</w:t>
             </w:r>
@@ -1111,27 +806,17 @@
         <w:tc>
           <w:tcPr>
             <w:tcW w:w="1277" w:type="dxa"/>
-            <w:tcBorders/>
           </w:tcPr>
           <w:p>
             <w:pPr>
-              <w:pStyle w:val="Normal"/>
-              <w:widowControl/>
-              <w:spacing w:before="0" w:after="0"/>
-              <w:jc w:val="left"/>
-              <w:rPr>
-                <w:rFonts w:eastAsia="Aptos" w:cs=""/>
-                <w:kern w:val="0"/>
-                <w:szCs w:val="22"/>
-                <w:lang w:val="ru-RU" w:eastAsia="en-US" w:bidi="ar-SA"/>
+              <w:spacing w:after="0"/>
+              <w:rPr>
+                <w:rFonts w:eastAsia="Aptos"/>
               </w:rPr>
             </w:pPr>
             <w:r>
               <w:rPr>
-                <w:rFonts w:eastAsia="Aptos" w:cs=""/>
-                <w:kern w:val="0"/>
-                <w:szCs w:val="22"/>
-                <w:lang w:val="ru-RU" w:eastAsia="en-US" w:bidi="ar-SA"/>
+                <w:rFonts w:eastAsia="Aptos"/>
               </w:rPr>
               <w:t>Int32</w:t>
             </w:r>
@@ -1140,27 +825,17 @@
         <w:tc>
           <w:tcPr>
             <w:tcW w:w="6088" w:type="dxa"/>
-            <w:tcBorders/>
           </w:tcPr>
           <w:p>
             <w:pPr>
-              <w:pStyle w:val="Normal"/>
-              <w:widowControl/>
-              <w:spacing w:before="0" w:after="0"/>
-              <w:jc w:val="left"/>
-              <w:rPr>
-                <w:rFonts w:eastAsia="Aptos" w:cs=""/>
-                <w:kern w:val="0"/>
-                <w:szCs w:val="22"/>
-                <w:lang w:val="ru-RU" w:eastAsia="en-US" w:bidi="ar-SA"/>
+              <w:spacing w:after="0"/>
+              <w:rPr>
+                <w:rFonts w:eastAsia="Aptos"/>
               </w:rPr>
             </w:pPr>
             <w:r>
               <w:rPr>
-                <w:rFonts w:eastAsia="Aptos" w:cs=""/>
-                <w:kern w:val="0"/>
-                <w:szCs w:val="22"/>
-                <w:lang w:val="ru-RU" w:eastAsia="en-US" w:bidi="ar-SA"/>
+                <w:rFonts w:eastAsia="Aptos"/>
               </w:rPr>
               <w:t>Определяет количество объектов, хранящихся в буфере перед вызовом следующего командлета в конвейере.</w:t>
             </w:r>
@@ -1168,31 +843,20 @@
         </w:tc>
       </w:tr>
       <w:tr>
-        <w:trPr/>
         <w:tc>
           <w:tcPr>
             <w:tcW w:w="1979" w:type="dxa"/>
-            <w:tcBorders/>
           </w:tcPr>
           <w:p>
             <w:pPr>
-              <w:pStyle w:val="Normal"/>
-              <w:widowControl/>
-              <w:spacing w:before="0" w:after="0"/>
-              <w:jc w:val="left"/>
-              <w:rPr>
-                <w:rFonts w:eastAsia="Aptos" w:cs=""/>
-                <w:kern w:val="0"/>
-                <w:szCs w:val="22"/>
-                <w:lang w:val="ru-RU" w:eastAsia="en-US" w:bidi="ar-SA"/>
+              <w:spacing w:after="0"/>
+              <w:rPr>
+                <w:rFonts w:eastAsia="Aptos"/>
               </w:rPr>
             </w:pPr>
             <w:r>
               <w:rPr>
-                <w:rFonts w:eastAsia="Aptos" w:cs=""/>
-                <w:kern w:val="0"/>
-                <w:szCs w:val="22"/>
-                <w:lang w:val="ru-RU" w:eastAsia="en-US" w:bidi="ar-SA"/>
+                <w:rFonts w:eastAsia="Aptos"/>
               </w:rPr>
               <w:t>-WhatIf</w:t>
             </w:r>
@@ -1201,27 +865,17 @@
         <w:tc>
           <w:tcPr>
             <w:tcW w:w="1277" w:type="dxa"/>
-            <w:tcBorders/>
           </w:tcPr>
           <w:p>
             <w:pPr>
-              <w:pStyle w:val="Normal"/>
-              <w:widowControl/>
-              <w:spacing w:before="0" w:after="0"/>
-              <w:jc w:val="left"/>
-              <w:rPr>
-                <w:rFonts w:eastAsia="Aptos" w:cs=""/>
-                <w:kern w:val="0"/>
-                <w:szCs w:val="22"/>
-                <w:lang w:val="ru-RU" w:eastAsia="en-US" w:bidi="ar-SA"/>
+              <w:spacing w:after="0"/>
+              <w:rPr>
+                <w:rFonts w:eastAsia="Aptos"/>
               </w:rPr>
             </w:pPr>
             <w:r>
               <w:rPr>
-                <w:rFonts w:eastAsia="Aptos" w:cs=""/>
-                <w:kern w:val="0"/>
-                <w:szCs w:val="22"/>
-                <w:lang w:val="ru-RU" w:eastAsia="en-US" w:bidi="ar-SA"/>
+                <w:rFonts w:eastAsia="Aptos"/>
               </w:rPr>
               <w:t>Boolean</w:t>
             </w:r>
@@ -1230,168 +884,90 @@
         <w:tc>
           <w:tcPr>
             <w:tcW w:w="6088" w:type="dxa"/>
-            <w:tcBorders/>
           </w:tcPr>
           <w:p>
             <w:pPr>
-              <w:pStyle w:val="Normal"/>
-              <w:widowControl/>
-              <w:spacing w:before="0" w:after="0"/>
-              <w:jc w:val="left"/>
-              <w:rPr>
-                <w:rFonts w:eastAsia="Aptos" w:cs=""/>
-                <w:kern w:val="0"/>
-                <w:szCs w:val="22"/>
-                <w:lang w:val="ru-RU" w:eastAsia="en-US" w:bidi="ar-SA"/>
+              <w:spacing w:after="0"/>
+              <w:rPr>
+                <w:rFonts w:eastAsia="Aptos"/>
               </w:rPr>
             </w:pPr>
             <w:r>
               <w:rPr>
-                <w:rFonts w:eastAsia="Aptos" w:cs=""/>
-                <w:kern w:val="0"/>
-                <w:szCs w:val="22"/>
-                <w:lang w:val="ru-RU" w:eastAsia="en-US" w:bidi="ar-SA"/>
+                <w:rFonts w:eastAsia="Aptos"/>
               </w:rPr>
               <w:t>Показывает, какие изменения произойдут в результате выполнения команды, без фактического выполнения (только для командлетов, изменяющих систему).</w:t>
             </w:r>
           </w:p>
           <w:p>
             <w:pPr>
-              <w:pStyle w:val="Normal"/>
-              <w:widowControl/>
-              <w:spacing w:before="0" w:after="0"/>
-              <w:jc w:val="left"/>
-              <w:rPr>
-                <w:rFonts w:eastAsia="Aptos" w:cs=""/>
-                <w:kern w:val="0"/>
-                <w:szCs w:val="22"/>
-                <w:lang w:val="ru-RU" w:eastAsia="en-US" w:bidi="ar-SA"/>
+              <w:spacing w:after="0"/>
+              <w:rPr>
+                <w:rFonts w:eastAsia="Aptos"/>
               </w:rPr>
             </w:pPr>
-            <w:r>
-              <w:rPr>
-                <w:rFonts w:eastAsia="Aptos" w:cs=""/>
-                <w:kern w:val="0"/>
-                <w:szCs w:val="22"/>
-                <w:lang w:val="ru-RU" w:eastAsia="en-US" w:bidi="ar-SA"/>
-              </w:rPr>
-            </w:r>
           </w:p>
           <w:p>
             <w:pPr>
-              <w:pStyle w:val="Normal"/>
-              <w:widowControl/>
-              <w:spacing w:before="0" w:after="0"/>
-              <w:jc w:val="left"/>
-              <w:rPr>
-                <w:rFonts w:eastAsia="Aptos" w:cs=""/>
-                <w:kern w:val="0"/>
-                <w:szCs w:val="22"/>
-                <w:lang w:val="ru-RU" w:eastAsia="en-US" w:bidi="ar-SA"/>
+              <w:spacing w:after="0"/>
+              <w:rPr>
+                <w:rFonts w:eastAsia="Aptos"/>
               </w:rPr>
             </w:pPr>
             <w:r>
               <w:rPr>
-                <w:rFonts w:eastAsia="Aptos" w:cs=""/>
-                <w:kern w:val="0"/>
-                <w:szCs w:val="22"/>
-                <w:lang w:val="ru-RU" w:eastAsia="en-US" w:bidi="ar-SA"/>
+                <w:rFonts w:eastAsia="Aptos"/>
               </w:rPr>
               <w:t>Позволяет увидеть объекты, на которые будет действовать тот или иной командлет, не выполняя при этом самих действий.</w:t>
             </w:r>
           </w:p>
           <w:p>
             <w:pPr>
-              <w:pStyle w:val="Normal"/>
-              <w:widowControl/>
-              <w:spacing w:before="0" w:after="0"/>
-              <w:jc w:val="left"/>
-              <w:rPr>
-                <w:rFonts w:eastAsia="Aptos" w:cs=""/>
-                <w:kern w:val="0"/>
-                <w:szCs w:val="22"/>
-                <w:lang w:val="ru-RU" w:eastAsia="en-US" w:bidi="ar-SA"/>
+              <w:spacing w:after="0"/>
+              <w:rPr>
+                <w:rFonts w:eastAsia="Aptos"/>
               </w:rPr>
             </w:pPr>
-            <w:r>
-              <w:rPr>
-                <w:rFonts w:eastAsia="Aptos" w:cs=""/>
-                <w:kern w:val="0"/>
-                <w:szCs w:val="22"/>
-                <w:lang w:val="ru-RU" w:eastAsia="en-US" w:bidi="ar-SA"/>
-              </w:rPr>
-            </w:r>
           </w:p>
           <w:p>
             <w:pPr>
-              <w:pStyle w:val="Normal"/>
-              <w:widowControl/>
-              <w:spacing w:before="0" w:after="0"/>
-              <w:jc w:val="left"/>
-              <w:rPr>
-                <w:rFonts w:eastAsia="Aptos" w:cs=""/>
-                <w:kern w:val="0"/>
-                <w:szCs w:val="22"/>
-                <w:lang w:val="ru-RU" w:eastAsia="en-US" w:bidi="ar-SA"/>
+              <w:spacing w:after="0"/>
+              <w:rPr>
+                <w:rFonts w:eastAsia="Aptos"/>
               </w:rPr>
             </w:pPr>
             <w:r>
               <w:rPr>
-                <w:rFonts w:eastAsia="Aptos" w:cs=""/>
-                <w:kern w:val="0"/>
-                <w:szCs w:val="22"/>
-                <w:lang w:val="ru-RU" w:eastAsia="en-US" w:bidi="ar-SA"/>
+                <w:rFonts w:eastAsia="Aptos"/>
               </w:rPr>
               <w:t>Например, команда позволяет увидеть, какие файлы в каталоге C:\Temp будут удалены при выполнении команды del (сами файлы при этом не удаляются):</w:t>
             </w:r>
           </w:p>
           <w:p>
             <w:pPr>
-              <w:pStyle w:val="Normal"/>
-              <w:widowControl/>
-              <w:spacing w:before="0" w:after="0"/>
-              <w:jc w:val="left"/>
-              <w:rPr>
-                <w:rFonts w:eastAsia="Aptos" w:cs=""/>
-                <w:kern w:val="0"/>
-                <w:szCs w:val="22"/>
-                <w:lang w:val="ru-RU" w:eastAsia="en-US" w:bidi="ar-SA"/>
+              <w:spacing w:after="0"/>
+              <w:rPr>
+                <w:rFonts w:eastAsia="Aptos"/>
               </w:rPr>
             </w:pPr>
-            <w:r>
-              <w:rPr>
-                <w:rFonts w:eastAsia="Aptos" w:cs=""/>
-                <w:kern w:val="0"/>
-                <w:szCs w:val="22"/>
-                <w:lang w:val="ru-RU" w:eastAsia="en-US" w:bidi="ar-SA"/>
-              </w:rPr>
-            </w:r>
           </w:p>
           <w:p>
             <w:pPr>
-              <w:pStyle w:val="Normal"/>
-              <w:widowControl/>
-              <w:spacing w:before="0" w:after="0"/>
-              <w:jc w:val="left"/>
-              <w:rPr>
-                <w:rFonts w:eastAsia="Aptos" w:cs=""/>
-                <w:kern w:val="0"/>
-                <w:szCs w:val="22"/>
-                <w:lang w:val="ru-RU" w:eastAsia="en-US" w:bidi="ar-SA"/>
+              <w:spacing w:after="0"/>
+              <w:rPr>
+                <w:rFonts w:eastAsia="Aptos"/>
               </w:rPr>
             </w:pPr>
             <w:r>
               <w:rPr>
-                <w:rFonts w:eastAsia="Aptos" w:cs=""/>
-                <w:kern w:val="0"/>
-                <w:szCs w:val="22"/>
-                <w:lang w:val="ru-RU" w:eastAsia="en-US" w:bidi="ar-SA"/>
+                <w:rFonts w:eastAsia="Aptos"/>
+                <w:noProof/>
               </w:rPr>
               <w:drawing>
-                <wp:inline distT="0" distB="0" distL="0" distR="0">
+                <wp:inline distT="0" distB="0" distL="0" distR="0" wp14:anchorId="557E8163" wp14:editId="71368ADA">
                   <wp:extent cx="3183255" cy="1405255"/>
                   <wp:effectExtent l="0" t="0" r="0" b="0"/>
-                  <wp:docPr id="1" name="Рисунок 1" descr=""/>
+                  <wp:docPr id="1" name="Рисунок 1"/>
                   <wp:cNvGraphicFramePr>
                     <a:graphicFrameLocks xmlns:a="http://schemas.openxmlformats.org/drawingml/2006/main" noChangeAspect="1"/>
                   </wp:cNvGraphicFramePr>
@@ -1399,13 +975,13 @@
                     <a:graphicData uri="http://schemas.openxmlformats.org/drawingml/2006/picture">
                       <pic:pic xmlns:pic="http://schemas.openxmlformats.org/drawingml/2006/picture">
                         <pic:nvPicPr>
-                          <pic:cNvPr id="1" name="Рисунок 1" descr=""/>
+                          <pic:cNvPr id="1" name="Рисунок 1"/>
                           <pic:cNvPicPr>
                             <a:picLocks noChangeAspect="1" noChangeArrowheads="1"/>
                           </pic:cNvPicPr>
                         </pic:nvPicPr>
                         <pic:blipFill>
-                          <a:blip r:embed="rId2"/>
+                          <a:blip r:embed="rId4"/>
                           <a:stretch>
                             <a:fillRect/>
                           </a:stretch>
@@ -1428,45 +1004,22 @@
           </w:p>
           <w:p>
             <w:pPr>
-              <w:pStyle w:val="Normal"/>
-              <w:widowControl/>
-              <w:spacing w:before="0" w:after="0"/>
-              <w:jc w:val="left"/>
-              <w:rPr>
-                <w:rFonts w:eastAsia="Aptos" w:cs=""/>
-                <w:kern w:val="0"/>
-                <w:szCs w:val="22"/>
-                <w:lang w:val="ru-RU" w:eastAsia="en-US" w:bidi="ar-SA"/>
+              <w:spacing w:after="0"/>
+              <w:rPr>
+                <w:rFonts w:eastAsia="Aptos"/>
               </w:rPr>
             </w:pPr>
-            <w:r>
-              <w:rPr>
-                <w:rFonts w:eastAsia="Aptos" w:cs=""/>
-                <w:kern w:val="0"/>
-                <w:szCs w:val="22"/>
-                <w:lang w:val="ru-RU" w:eastAsia="en-US" w:bidi="ar-SA"/>
-              </w:rPr>
-            </w:r>
           </w:p>
           <w:p>
             <w:pPr>
-              <w:pStyle w:val="Normal"/>
-              <w:widowControl/>
-              <w:spacing w:before="0" w:after="0"/>
-              <w:jc w:val="left"/>
-              <w:rPr>
-                <w:rFonts w:eastAsia="Aptos" w:cs=""/>
-                <w:kern w:val="0"/>
-                <w:szCs w:val="22"/>
-                <w:lang w:val="ru-RU" w:eastAsia="en-US" w:bidi="ar-SA"/>
+              <w:spacing w:after="0"/>
+              <w:rPr>
+                <w:rFonts w:eastAsia="Aptos"/>
               </w:rPr>
             </w:pPr>
             <w:r>
               <w:rPr>
-                <w:rFonts w:eastAsia="Aptos" w:cs=""/>
-                <w:kern w:val="0"/>
-                <w:szCs w:val="22"/>
-                <w:lang w:val="ru-RU" w:eastAsia="en-US" w:bidi="ar-SA"/>
+                <w:rFonts w:eastAsia="Aptos"/>
               </w:rPr>
               <w:t>Особенно полезным параметр -whatif может оказаться в тех случаях, когда диапазон объектов, на которые должен действовать командлет, определяется неявным образом (например, с помощью регулярных выражений).</w:t>
             </w:r>
@@ -1474,31 +1027,20 @@
         </w:tc>
       </w:tr>
       <w:tr>
-        <w:trPr/>
         <w:tc>
           <w:tcPr>
             <w:tcW w:w="1979" w:type="dxa"/>
-            <w:tcBorders/>
           </w:tcPr>
           <w:p>
             <w:pPr>
-              <w:pStyle w:val="Normal"/>
-              <w:widowControl/>
-              <w:spacing w:before="0" w:after="0"/>
-              <w:jc w:val="left"/>
-              <w:rPr>
-                <w:rFonts w:eastAsia="Aptos" w:cs=""/>
-                <w:kern w:val="0"/>
-                <w:szCs w:val="22"/>
-                <w:lang w:val="ru-RU" w:eastAsia="en-US" w:bidi="ar-SA"/>
+              <w:spacing w:after="0"/>
+              <w:rPr>
+                <w:rFonts w:eastAsia="Aptos"/>
               </w:rPr>
             </w:pPr>
             <w:r>
               <w:rPr>
-                <w:rFonts w:eastAsia="Aptos" w:cs=""/>
-                <w:kern w:val="0"/>
-                <w:szCs w:val="22"/>
-                <w:lang w:val="ru-RU" w:eastAsia="en-US" w:bidi="ar-SA"/>
+                <w:rFonts w:eastAsia="Aptos"/>
               </w:rPr>
               <w:t>-Confirm</w:t>
             </w:r>
@@ -1507,27 +1049,17 @@
         <w:tc>
           <w:tcPr>
             <w:tcW w:w="1277" w:type="dxa"/>
-            <w:tcBorders/>
           </w:tcPr>
           <w:p>
             <w:pPr>
-              <w:pStyle w:val="Normal"/>
-              <w:widowControl/>
-              <w:spacing w:before="0" w:after="0"/>
-              <w:jc w:val="left"/>
-              <w:rPr>
-                <w:rFonts w:eastAsia="Aptos" w:cs=""/>
-                <w:kern w:val="0"/>
-                <w:szCs w:val="22"/>
-                <w:lang w:val="ru-RU" w:eastAsia="en-US" w:bidi="ar-SA"/>
+              <w:spacing w:after="0"/>
+              <w:rPr>
+                <w:rFonts w:eastAsia="Aptos"/>
               </w:rPr>
             </w:pPr>
             <w:r>
               <w:rPr>
-                <w:rFonts w:eastAsia="Aptos" w:cs=""/>
-                <w:kern w:val="0"/>
-                <w:szCs w:val="22"/>
-                <w:lang w:val="ru-RU" w:eastAsia="en-US" w:bidi="ar-SA"/>
+                <w:rFonts w:eastAsia="Aptos"/>
               </w:rPr>
               <w:t>Boolean</w:t>
             </w:r>
@@ -1536,46 +1068,34 @@
         <w:tc>
           <w:tcPr>
             <w:tcW w:w="6088" w:type="dxa"/>
-            <w:tcBorders/>
           </w:tcPr>
           <w:p>
             <w:pPr>
-              <w:pStyle w:val="Normal"/>
-              <w:widowControl/>
-              <w:spacing w:before="0" w:after="0"/>
-              <w:jc w:val="left"/>
-              <w:rPr>
-                <w:rFonts w:eastAsia="Aptos" w:cs=""/>
-                <w:kern w:val="0"/>
-                <w:szCs w:val="22"/>
-                <w:lang w:val="ru-RU" w:eastAsia="en-US" w:bidi="ar-SA"/>
+              <w:spacing w:after="0"/>
+              <w:rPr>
+                <w:rFonts w:eastAsia="Aptos"/>
               </w:rPr>
             </w:pPr>
             <w:r>
               <w:rPr>
-                <w:rFonts w:eastAsia="Aptos" w:cs=""/>
-                <w:kern w:val="0"/>
-                <w:szCs w:val="22"/>
-                <w:lang w:val="ru-RU" w:eastAsia="en-US" w:bidi="ar-SA"/>
-              </w:rPr>
-              <w:t>Запрашивает разрешение у пользователя перед выполнением действий, изменяющих систему.</w:t>
+                <w:rFonts w:eastAsia="Aptos"/>
+              </w:rPr>
+              <w:t xml:space="preserve">Запрашивает разрешение у пользователя перед </w:t>
+            </w:r>
+            <w:r>
+              <w:rPr>
+                <w:rFonts w:eastAsia="Aptos"/>
+              </w:rPr>
+              <w:lastRenderedPageBreak/>
+              <w:t>выполнением действий, изменяющих систему.</w:t>
             </w:r>
           </w:p>
         </w:tc>
       </w:tr>
     </w:tbl>
-    <w:p>
-      <w:pPr>
-        <w:pStyle w:val="Normal"/>
-        <w:rPr/>
-      </w:pPr>
-      <w:r>
-        <w:rPr/>
-      </w:r>
-    </w:p>
-    <w:p>
-      <w:pPr>
-        <w:pStyle w:val="Normal"/>
+    <w:p/>
+    <w:p>
+      <w:pPr>
         <w:rPr>
           <w:b/>
           <w:bCs/>
@@ -1590,10 +1110,6 @@
       </w:r>
     </w:p>
     <w:p>
-      <w:pPr>
-        <w:pStyle w:val="Normal"/>
-        <w:rPr/>
-      </w:pPr>
       <w:r>
         <w:rPr>
           <w:lang w:val="en-US"/>
@@ -1601,7 +1117,6 @@
         <w:t>Get</w:t>
       </w:r>
       <w:r>
-        <w:rPr/>
         <w:t>-</w:t>
       </w:r>
       <w:r>
@@ -1611,33 +1126,21 @@
         <w:t>command</w:t>
       </w:r>
       <w:r>
-        <w:rPr/>
         <w:t xml:space="preserve"> </w:t>
       </w:r>
     </w:p>
     <w:p>
-      <w:pPr>
-        <w:pStyle w:val="Normal"/>
-        <w:rPr/>
-      </w:pPr>
-      <w:r>
-        <w:rPr/>
+      <w:r>
         <w:t>Если запустить Get-Command без параметров, то на экран будут выведены все доступные команды, в том числе функции и псевдонимы команд.</w:t>
       </w:r>
     </w:p>
     <w:p>
-      <w:pPr>
-        <w:pStyle w:val="Normal"/>
-        <w:rPr/>
-      </w:pPr>
-      <w:r>
-        <w:rPr/>
+      <w:r>
         <w:t>Отфильтровать список, оставив в нем только командлеты, можно с помощью следующего конвейера команд:</w:t>
       </w:r>
     </w:p>
     <w:p>
       <w:pPr>
-        <w:pStyle w:val="Normal"/>
         <w:rPr>
           <w:lang w:val="en-US"/>
         </w:rPr>
@@ -1651,14 +1154,12 @@
     </w:p>
     <w:p>
       <w:pPr>
-        <w:pStyle w:val="Normal"/>
-        <w:rPr>
-          <w:b/>
-          <w:bCs/>
-        </w:rPr>
-      </w:pPr>
-      <w:r>
-        <w:rPr/>
+        <w:rPr>
+          <w:b/>
+          <w:bCs/>
+        </w:rPr>
+      </w:pPr>
+      <w:r>
         <w:t xml:space="preserve">Команда Get-Command имеет параметры -verb и -Noun, </w:t>
       </w:r>
       <w:r>
@@ -1671,18 +1172,19 @@
     </w:p>
     <w:p>
       <w:pPr>
-        <w:pStyle w:val="Normal"/>
-        <w:rPr>
-          <w:lang w:val="en-US"/>
-        </w:rPr>
-      </w:pPr>
-      <w:r>
-        <w:rPr/>
+        <w:rPr>
+          <w:lang w:val="en-US"/>
+        </w:rPr>
+      </w:pPr>
+      <w:r>
+        <w:rPr>
+          <w:noProof/>
+        </w:rPr>
         <w:drawing>
-          <wp:inline distT="0" distB="0" distL="0" distR="0">
+          <wp:inline distT="0" distB="0" distL="0" distR="0" wp14:anchorId="5479CFDF" wp14:editId="60286F75">
             <wp:extent cx="5939790" cy="2569210"/>
             <wp:effectExtent l="0" t="0" r="0" b="0"/>
-            <wp:docPr id="2" name="Изображение2" descr=""/>
+            <wp:docPr id="2" name="Изображение2"/>
             <wp:cNvGraphicFramePr>
               <a:graphicFrameLocks xmlns:a="http://schemas.openxmlformats.org/drawingml/2006/main" noChangeAspect="1"/>
             </wp:cNvGraphicFramePr>
@@ -1690,13 +1192,13 @@
               <a:graphicData uri="http://schemas.openxmlformats.org/drawingml/2006/picture">
                 <pic:pic xmlns:pic="http://schemas.openxmlformats.org/drawingml/2006/picture">
                   <pic:nvPicPr>
-                    <pic:cNvPr id="2" name="Изображение2" descr=""/>
+                    <pic:cNvPr id="2" name="Изображение2"/>
                     <pic:cNvPicPr>
                       <a:picLocks noChangeAspect="1" noChangeArrowheads="1"/>
                     </pic:cNvPicPr>
                   </pic:nvPicPr>
                   <pic:blipFill>
-                    <a:blip r:embed="rId3"/>
+                    <a:blip r:embed="rId5"/>
                     <a:stretch>
                       <a:fillRect/>
                     </a:stretch>
@@ -1719,61 +1221,36 @@
     </w:p>
     <w:p>
       <w:pPr>
-        <w:pStyle w:val="Normal"/>
-        <w:rPr>
-          <w:lang w:val="en-US"/>
-        </w:rPr>
-      </w:pPr>
-      <w:r>
-        <w:rPr>
-          <w:lang w:val="en-US"/>
-        </w:rPr>
-      </w:r>
-    </w:p>
-    <w:p>
-      <w:pPr>
-        <w:pStyle w:val="Normal"/>
-        <w:rPr/>
-      </w:pPr>
-      <w:r>
-        <w:rPr/>
+        <w:rPr>
+          <w:lang w:val="en-US"/>
+        </w:rPr>
+      </w:pPr>
+    </w:p>
+    <w:p>
+      <w:r>
         <w:t>Функции.</w:t>
       </w:r>
     </w:p>
     <w:p>
-      <w:pPr>
-        <w:pStyle w:val="Normal"/>
-        <w:rPr>
-          <w:lang w:val="en-US"/>
-        </w:rPr>
-      </w:pPr>
-      <w:r>
-        <w:rPr/>
+      <w:r>
         <w:t>Функция — это блок кода на языке PowerShell, имеющий название и находящийся в памяти до завершения текущего сеанса командной оболочки. Анализ синтаксиса функции производится только один раз при ее объявлении (при повторном запуске функции подобный анализ не проводится).</w:t>
       </w:r>
     </w:p>
     <w:p>
-      <w:pPr>
-        <w:pStyle w:val="Normal"/>
-        <w:rPr/>
-      </w:pPr>
-      <w:r>
-        <w:rPr/>
+      <w:r>
         <w:t>Например:</w:t>
       </w:r>
     </w:p>
     <w:p>
-      <w:pPr>
-        <w:pStyle w:val="Normal"/>
-        <w:rPr/>
-      </w:pPr>
-      <w:r>
-        <w:rPr/>
+      <w:r>
+        <w:rPr>
+          <w:noProof/>
+        </w:rPr>
         <w:drawing>
-          <wp:inline distT="0" distB="0" distL="0" distR="0">
+          <wp:inline distT="0" distB="0" distL="0" distR="0" wp14:anchorId="0A48C65B" wp14:editId="24EE4549">
             <wp:extent cx="3657600" cy="332740"/>
             <wp:effectExtent l="0" t="0" r="0" b="0"/>
-            <wp:docPr id="3" name="Изображение3" descr=""/>
+            <wp:docPr id="3" name="Изображение3"/>
             <wp:cNvGraphicFramePr>
               <a:graphicFrameLocks xmlns:a="http://schemas.openxmlformats.org/drawingml/2006/main" noChangeAspect="1"/>
             </wp:cNvGraphicFramePr>
@@ -1781,13 +1258,13 @@
               <a:graphicData uri="http://schemas.openxmlformats.org/drawingml/2006/picture">
                 <pic:pic xmlns:pic="http://schemas.openxmlformats.org/drawingml/2006/picture">
                   <pic:nvPicPr>
-                    <pic:cNvPr id="3" name="Изображение3" descr=""/>
+                    <pic:cNvPr id="3" name="Изображение3"/>
                     <pic:cNvPicPr>
                       <a:picLocks noChangeAspect="1" noChangeArrowheads="1"/>
                     </pic:cNvPicPr>
                   </pic:nvPicPr>
                   <pic:blipFill>
-                    <a:blip r:embed="rId4"/>
+                    <a:blip r:embed="rId6"/>
                     <a:stretch>
                       <a:fillRect/>
                     </a:stretch>
@@ -1809,37 +1286,26 @@
       </w:r>
     </w:p>
     <w:p>
-      <w:pPr>
-        <w:pStyle w:val="Normal"/>
-        <w:rPr/>
-      </w:pPr>
-      <w:r>
-        <w:rPr/>
+      <w:r>
         <w:t>Эта функция имеет имя MyFunc, в ее теле просто выводится строка ’’Всем привет!”</w:t>
       </w:r>
     </w:p>
     <w:p>
-      <w:pPr>
-        <w:pStyle w:val="Normal"/>
-        <w:rPr/>
-      </w:pPr>
-      <w:r>
-        <w:rPr/>
+      <w:r>
+        <w:lastRenderedPageBreak/>
         <w:t>Функции поддерживают работу с параметрами. Например, определим функцию MyFunc1 с одним формальным параметром:</w:t>
       </w:r>
     </w:p>
     <w:p>
-      <w:pPr>
-        <w:pStyle w:val="Normal"/>
-        <w:rPr/>
-      </w:pPr>
-      <w:r>
-        <w:rPr/>
+      <w:r>
+        <w:rPr>
+          <w:noProof/>
+        </w:rPr>
         <w:drawing>
-          <wp:inline distT="0" distB="0" distL="0" distR="0">
+          <wp:inline distT="0" distB="0" distL="0" distR="0" wp14:anchorId="63E4CC25" wp14:editId="5B78A458">
             <wp:extent cx="5939790" cy="290195"/>
             <wp:effectExtent l="0" t="0" r="0" b="0"/>
-            <wp:docPr id="4" name="Изображение4" descr=""/>
+            <wp:docPr id="4" name="Изображение4"/>
             <wp:cNvGraphicFramePr>
               <a:graphicFrameLocks xmlns:a="http://schemas.openxmlformats.org/drawingml/2006/main" noChangeAspect="1"/>
             </wp:cNvGraphicFramePr>
@@ -1847,13 +1313,13 @@
               <a:graphicData uri="http://schemas.openxmlformats.org/drawingml/2006/picture">
                 <pic:pic xmlns:pic="http://schemas.openxmlformats.org/drawingml/2006/picture">
                   <pic:nvPicPr>
-                    <pic:cNvPr id="4" name="Изображение4" descr=""/>
+                    <pic:cNvPr id="4" name="Изображение4"/>
                     <pic:cNvPicPr>
                       <a:picLocks noChangeAspect="1" noChangeArrowheads="1"/>
                     </pic:cNvPicPr>
                   </pic:nvPicPr>
                   <pic:blipFill>
-                    <a:blip r:embed="rId5"/>
+                    <a:blip r:embed="rId7"/>
                     <a:stretch>
                       <a:fillRect/>
                     </a:stretch>
@@ -1875,29 +1341,25 @@
       </w:r>
     </w:p>
     <w:p>
-      <w:pPr>
-        <w:pStyle w:val="Normal"/>
-        <w:rPr/>
-      </w:pPr>
-      <w:r>
-        <w:rPr/>
+      <w:r>
         <w:t>Вызовем данную функцию с аргументом:</w:t>
       </w:r>
     </w:p>
     <w:p>
       <w:pPr>
-        <w:pStyle w:val="Normal"/>
-        <w:rPr>
-          <w:lang w:val="en-US"/>
-        </w:rPr>
-      </w:pPr>
-      <w:r>
-        <w:rPr/>
+        <w:rPr>
+          <w:lang w:val="en-US"/>
+        </w:rPr>
+      </w:pPr>
+      <w:r>
+        <w:rPr>
+          <w:noProof/>
+        </w:rPr>
         <w:drawing>
-          <wp:inline distT="0" distB="0" distL="0" distR="0">
+          <wp:inline distT="0" distB="0" distL="0" distR="0" wp14:anchorId="3E45BC4E" wp14:editId="1455CB3D">
             <wp:extent cx="3638550" cy="605790"/>
             <wp:effectExtent l="0" t="0" r="0" b="0"/>
-            <wp:docPr id="5" name="Изображение5" descr=""/>
+            <wp:docPr id="5" name="Изображение5"/>
             <wp:cNvGraphicFramePr>
               <a:graphicFrameLocks xmlns:a="http://schemas.openxmlformats.org/drawingml/2006/main" noChangeAspect="1"/>
             </wp:cNvGraphicFramePr>
@@ -1905,13 +1367,13 @@
               <a:graphicData uri="http://schemas.openxmlformats.org/drawingml/2006/picture">
                 <pic:pic xmlns:pic="http://schemas.openxmlformats.org/drawingml/2006/picture">
                   <pic:nvPicPr>
-                    <pic:cNvPr id="5" name="Изображение5" descr=""/>
+                    <pic:cNvPr id="5" name="Изображение5"/>
                     <pic:cNvPicPr>
                       <a:picLocks noChangeAspect="1" noChangeArrowheads="1"/>
                     </pic:cNvPicPr>
                   </pic:nvPicPr>
                   <pic:blipFill>
-                    <a:blip r:embed="rId6"/>
+                    <a:blip r:embed="rId8"/>
                     <a:stretch>
                       <a:fillRect/>
                     </a:stretch>
@@ -1932,111 +1394,64 @@
         </w:drawing>
       </w:r>
       <w:r>
-        <w:rPr/>
         <w:tab/>
+      </w:r>
+      <w:r>
         <w:tab/>
       </w:r>
     </w:p>
     <w:p>
       <w:pPr>
-        <w:pStyle w:val="Normal"/>
-        <w:rPr>
-          <w:lang w:val="en-US"/>
-        </w:rPr>
-      </w:pPr>
-      <w:r>
-        <w:rPr/>
+        <w:rPr>
+          <w:lang w:val="en-US"/>
+        </w:rPr>
+      </w:pPr>
+      <w:r>
         <w:tab/>
+      </w:r>
+      <w:r>
         <w:tab/>
       </w:r>
     </w:p>
     <w:p>
-      <w:pPr>
-        <w:pStyle w:val="Normal"/>
-        <w:rPr/>
-      </w:pPr>
-      <w:r>
-        <w:rPr/>
+      <w:r>
         <w:t>Сценарии</w:t>
       </w:r>
       <w:r>
-        <w:rPr>
-          <w:lang w:val="en-US"/>
-        </w:rPr>
         <w:t>.</w:t>
       </w:r>
     </w:p>
     <w:p>
-      <w:pPr>
-        <w:pStyle w:val="Normal"/>
-        <w:rPr>
-          <w:lang w:val="en-US"/>
-        </w:rPr>
-      </w:pPr>
-      <w:r>
-        <w:rPr/>
+      <w:r>
         <w:t>Сценарий представляет собой блок кода на языке PowerShell, хранящийся во внешнем файле с расширением psi. Анализ синтаксиса сценария производится при каждом его запуске. Сценарии позволяют работать с PowerShell в пакетном режиме, т. е. заранее создать файл с нужными командами, определить логику работы с помощью различных управляющих инструкций языка PowerShell и пользоваться этим файлом как исполняемым модулем.</w:t>
       </w:r>
     </w:p>
-    <w:p>
-      <w:pPr>
-        <w:pStyle w:val="Normal"/>
-        <w:rPr>
-          <w:lang w:val="en-US"/>
-        </w:rPr>
-      </w:pPr>
-      <w:r>
-        <w:rPr>
-          <w:lang w:val="en-US"/>
-        </w:rPr>
-      </w:r>
-    </w:p>
-    <w:p>
-      <w:pPr>
-        <w:pStyle w:val="Normal"/>
-        <w:rPr>
-          <w:lang w:val="en-US"/>
-        </w:rPr>
-      </w:pPr>
-      <w:r>
-        <w:rPr>
-          <w:lang w:val="en-US"/>
-        </w:rPr>
+    <w:p/>
+    <w:p>
+      <w:r>
         <w:t>Внешние исполняемые файлы</w:t>
       </w:r>
     </w:p>
     <w:p>
-      <w:pPr>
-        <w:pStyle w:val="Normal"/>
-        <w:rPr/>
-      </w:pPr>
-      <w:r>
-        <w:rPr/>
+      <w:r>
         <w:t>Из оболочки Windows PowerShell можно запускать любые внешние утилиты командной строки (например, хсору), просто указывая их имена.</w:t>
       </w:r>
     </w:p>
     <w:p>
-      <w:pPr>
-        <w:pStyle w:val="Normal"/>
-        <w:rPr/>
-      </w:pPr>
-      <w:r>
-        <w:rPr/>
+      <w:r>
         <w:t>Если нужно запустить файл, в имени которого (или в пути к нему) есть пробелы, то имя нужно заключить в одинарные или двойные кавычки и поставить перед именем знак амперсанда &amp; (в PowerShell этот символ означает оператор вызова). Например, следующая команда запустит браузер Internet Explorer:</w:t>
       </w:r>
     </w:p>
     <w:p>
-      <w:pPr>
-        <w:pStyle w:val="Normal"/>
-        <w:rPr/>
-      </w:pPr>
-      <w:r>
-        <w:rPr/>
+      <w:r>
+        <w:rPr>
+          <w:noProof/>
+        </w:rPr>
         <w:drawing>
-          <wp:inline distT="0" distB="0" distL="0" distR="0">
+          <wp:inline distT="0" distB="0" distL="0" distR="0" wp14:anchorId="3A62A0E7" wp14:editId="74C38B2B">
             <wp:extent cx="5939790" cy="440690"/>
             <wp:effectExtent l="0" t="0" r="0" b="0"/>
-            <wp:docPr id="6" name="Изображение6" descr=""/>
+            <wp:docPr id="6" name="Изображение6"/>
             <wp:cNvGraphicFramePr>
               <a:graphicFrameLocks xmlns:a="http://schemas.openxmlformats.org/drawingml/2006/main" noChangeAspect="1"/>
             </wp:cNvGraphicFramePr>
@@ -2044,13 +1459,13 @@
               <a:graphicData uri="http://schemas.openxmlformats.org/drawingml/2006/picture">
                 <pic:pic xmlns:pic="http://schemas.openxmlformats.org/drawingml/2006/picture">
                   <pic:nvPicPr>
-                    <pic:cNvPr id="6" name="Изображение6" descr=""/>
+                    <pic:cNvPr id="6" name="Изображение6"/>
                     <pic:cNvPicPr>
                       <a:picLocks noChangeAspect="1" noChangeArrowheads="1"/>
                     </pic:cNvPicPr>
                   </pic:nvPicPr>
                   <pic:blipFill>
-                    <a:blip r:embed="rId7"/>
+                    <a:blip r:embed="rId9"/>
                     <a:stretch>
                       <a:fillRect/>
                     </a:stretch>
@@ -2071,23 +1486,14 @@
         </w:drawing>
       </w:r>
     </w:p>
-    <w:p>
-      <w:pPr>
-        <w:pStyle w:val="Normal"/>
-        <w:rPr/>
-      </w:pPr>
-      <w:r>
-        <w:rPr/>
-      </w:r>
-    </w:p>
-    <w:p>
-      <w:pPr>
-        <w:pStyle w:val="Normal"/>
-        <w:rPr/>
-      </w:pPr>
-      <w:r>
+    <w:p/>
+    <w:p>
+      <w:r>
+        <w:rPr>
+          <w:noProof/>
+        </w:rPr>
         <w:drawing>
-          <wp:anchor behindDoc="0" distT="0" distB="0" distL="0" distR="114300" simplePos="0" locked="0" layoutInCell="0" allowOverlap="1" relativeHeight="9">
+          <wp:anchor distT="0" distB="0" distL="0" distR="114300" simplePos="0" relativeHeight="9" behindDoc="0" locked="0" layoutInCell="0" allowOverlap="1" wp14:anchorId="0CBED4E1" wp14:editId="0FF970B7">
             <wp:simplePos x="0" y="0"/>
             <wp:positionH relativeFrom="margin">
               <wp:align>left</wp:align>
@@ -2106,7 +1512,7 @@
                 <wp:lineTo x="-32" y="0"/>
               </wp:wrapPolygon>
             </wp:wrapTight>
-            <wp:docPr id="7" name="Изображение7" descr=""/>
+            <wp:docPr id="7" name="Изображение7"/>
             <wp:cNvGraphicFramePr>
               <a:graphicFrameLocks xmlns:a="http://schemas.openxmlformats.org/drawingml/2006/main" noChangeAspect="1"/>
             </wp:cNvGraphicFramePr>
@@ -2114,13 +1520,13 @@
               <a:graphicData uri="http://schemas.openxmlformats.org/drawingml/2006/picture">
                 <pic:pic xmlns:pic="http://schemas.openxmlformats.org/drawingml/2006/picture">
                   <pic:nvPicPr>
-                    <pic:cNvPr id="7" name="Изображение7" descr=""/>
+                    <pic:cNvPr id="7" name="Изображение7"/>
                     <pic:cNvPicPr>
                       <a:picLocks noChangeAspect="1" noChangeArrowheads="1"/>
                     </pic:cNvPicPr>
                   </pic:nvPicPr>
                   <pic:blipFill>
-                    <a:blip r:embed="rId8"/>
+                    <a:blip r:embed="rId10"/>
                     <a:stretch>
                       <a:fillRect/>
                     </a:stretch>
@@ -2141,37 +1547,26 @@
         </w:drawing>
       </w:r>
       <w:r>
-        <w:rPr/>
         <w:t>Псевдонимы команд</w:t>
       </w:r>
     </w:p>
     <w:p>
-      <w:pPr>
-        <w:pStyle w:val="Normal"/>
-        <w:rPr/>
-      </w:pPr>
-      <w:r>
-        <w:rPr/>
+      <w:r>
         <w:t>Т.к. командлеты могут быть длинными – это затрудняет их быстрый набор.</w:t>
       </w:r>
     </w:p>
     <w:p>
-      <w:pPr>
-        <w:pStyle w:val="Normal"/>
-        <w:rPr/>
-      </w:pPr>
-      <w:r>
-        <w:rPr/>
+      <w:r>
         <w:t>Существует много псевдонимов + можно добавлять в систему собственные псевдонимы.</w:t>
       </w:r>
     </w:p>
     <w:p>
       <w:pPr>
-        <w:pStyle w:val="Normal"/>
-        <w:rPr/>
-      </w:pPr>
-      <w:r>
-        <w:rPr/>
+        <w:rPr>
+          <w:lang w:val="en-US"/>
+        </w:rPr>
+      </w:pPr>
+      <w:r>
         <w:t>Есть</w:t>
       </w:r>
       <w:r>
@@ -2181,7 +1576,6 @@
         <w:t xml:space="preserve"> </w:t>
       </w:r>
       <w:r>
-        <w:rPr/>
         <w:t>командлеты</w:t>
       </w:r>
       <w:r>
@@ -2191,7 +1585,6 @@
         <w:t xml:space="preserve"> Get-Command </w:t>
       </w:r>
       <w:r>
-        <w:rPr/>
         <w:t>и</w:t>
       </w:r>
       <w:r>
@@ -2202,37 +1595,19 @@
       </w:r>
     </w:p>
     <w:p>
-      <w:pPr>
-        <w:pStyle w:val="Normal"/>
-        <w:rPr/>
-      </w:pPr>
-      <w:r>
-        <w:rPr/>
+      <w:r>
+        <w:lastRenderedPageBreak/>
         <w:t>Псевдонимы в PowerShell делятся на два типа. Первый предназначен для совместимости имен с разными интерфейсами. Подобные псевдонимы позволяют пользователям, имеющим опыт работы с другими оболочками (cmd.exe или bash), использовать знакомые им имена команд для выполнения аналогичных операций в PowerShell. Это упрощает освоение новой оболочки, позволяя не тратить усилий на запоминание новых специфических команд PowerShell.</w:t>
       </w:r>
     </w:p>
-    <w:p>
-      <w:pPr>
-        <w:pStyle w:val="Normal"/>
-        <w:rPr/>
-      </w:pPr>
-      <w:r>
-        <w:rPr/>
-      </w:r>
-    </w:p>
-    <w:p>
-      <w:pPr>
-        <w:pStyle w:val="Normal"/>
-        <w:rPr/>
-      </w:pPr>
-      <w:r>
-        <w:rPr/>
+    <w:p/>
+    <w:p>
+      <w:r>
         <w:t>Для пользователей cmd.exe в PowerShell определены псевдонимы</w:t>
       </w:r>
     </w:p>
     <w:p>
       <w:pPr>
-        <w:pStyle w:val="Normal"/>
         <w:rPr>
           <w:lang w:val="en-US"/>
         </w:rPr>
@@ -2246,7 +1621,6 @@
     </w:p>
     <w:p>
       <w:pPr>
-        <w:pStyle w:val="Normal"/>
         <w:rPr>
           <w:b/>
           <w:bCs/>
@@ -2277,7 +1651,6 @@
     </w:p>
     <w:p>
       <w:pPr>
-        <w:pStyle w:val="Normal"/>
         <w:rPr>
           <w:b/>
           <w:bCs/>
@@ -2295,7 +1668,6 @@
     </w:p>
     <w:p>
       <w:pPr>
-        <w:pStyle w:val="Normal"/>
         <w:rPr>
           <w:lang w:val="en-US"/>
         </w:rPr>
@@ -2305,18 +1677,16 @@
           <w:lang w:val="en-US"/>
         </w:rPr>
         <w:tab/>
+      </w:r>
+      <w:r>
+        <w:rPr>
+          <w:lang w:val="en-US"/>
+        </w:rPr>
         <w:tab/>
       </w:r>
     </w:p>
     <w:p>
-      <w:pPr>
-        <w:pStyle w:val="Normal"/>
-        <w:rPr>
-          <w:lang w:val="en-US"/>
-        </w:rPr>
-      </w:pPr>
-      <w:r>
-        <w:rPr/>
+      <w:r>
         <w:t xml:space="preserve">Псевдонимы второго типа (стандартные псевдонимы) в PowerShell предназначены для быстрого ввода команд. Такие псевдонимы образуются из имен командлетов, которым они соответствуют. Например, глагол Get сокращается до </w:t>
       </w:r>
       <w:r>
@@ -2326,7 +1696,6 @@
         <w:t>g</w:t>
       </w:r>
       <w:r>
-        <w:rPr/>
         <w:t xml:space="preserve">, глагол Set сокращается до s, существительное Location сокращается до </w:t>
       </w:r>
       <w:r>
@@ -2336,7 +1705,6 @@
         <w:t>L</w:t>
       </w:r>
       <w:r>
-        <w:rPr/>
         <w:t xml:space="preserve"> и т. д. Таким образом, командлету Set-Location соответствует псевдоним s</w:t>
       </w:r>
       <w:r>
@@ -2346,7 +1714,6 @@
         <w:t>l</w:t>
       </w:r>
       <w:r>
-        <w:rPr/>
         <w:t>, а командлету GetLocation — псевдоним g</w:t>
       </w:r>
       <w:r>
@@ -2356,30 +1723,12 @@
         <w:t>l</w:t>
       </w:r>
       <w:r>
-        <w:rPr/>
         <w:t>.</w:t>
       </w:r>
     </w:p>
-    <w:p>
-      <w:pPr>
-        <w:pStyle w:val="Normal"/>
-        <w:rPr>
-          <w:lang w:val="en-US"/>
-        </w:rPr>
-      </w:pPr>
-      <w:r>
-        <w:rPr>
-          <w:lang w:val="en-US"/>
-        </w:rPr>
-      </w:r>
-    </w:p>
-    <w:p>
-      <w:pPr>
-        <w:pStyle w:val="Normal"/>
-        <w:rPr/>
-      </w:pPr>
-      <w:r>
-        <w:rPr/>
+    <w:p/>
+    <w:p>
+      <w:r>
         <w:t xml:space="preserve">Одной команде могут соответствовать несколько псевдонимов (например, Get-chiiditem соответствуют псевдонимы dir и </w:t>
       </w:r>
       <w:r>
@@ -2389,126 +1738,93 @@
         <w:t>l</w:t>
       </w:r>
       <w:r>
-        <w:rPr/>
         <w:t>s), но один псевдоним не может относиться к двум командам.</w:t>
       </w:r>
     </w:p>
-    <w:p>
-      <w:pPr>
-        <w:pStyle w:val="Normal"/>
-        <w:rPr/>
-      </w:pPr>
-      <w:r>
-        <w:rPr/>
-      </w:r>
-    </w:p>
-    <w:p>
-      <w:pPr>
-        <w:pStyle w:val="Normal"/>
-        <w:rPr/>
-      </w:pPr>
-      <w:r>
-        <w:rPr/>
+    <w:p/>
+    <w:p>
+      <w:r>
         <w:t>Созданные псевдонимы можно переназначать.</w:t>
       </w:r>
     </w:p>
-    <w:p>
-      <w:pPr>
-        <w:pStyle w:val="Normal"/>
-        <w:rPr/>
-      </w:pPr>
-      <w:r>
-        <w:rPr/>
-      </w:r>
-    </w:p>
-    <w:p>
-      <w:pPr>
-        <w:pStyle w:val="Normal"/>
-        <w:rPr/>
-      </w:pPr>
-      <w:r>
-        <w:rPr/>
+    <w:p/>
+    <w:p>
+      <w:r>
         <w:t>Псевдонимы в PowerShell можно создавать не только для командлетов, но и для функций, сценариев или исполняемых файлов.</w:t>
       </w:r>
     </w:p>
-    <w:p>
-      <w:pPr>
-        <w:pStyle w:val="Normal"/>
-        <w:rPr/>
-      </w:pPr>
-      <w:r>
-        <w:rPr/>
-      </w:r>
-    </w:p>
-    <w:p>
-      <w:pPr>
-        <w:pStyle w:val="Normal"/>
-        <w:rPr>
-          <w:lang w:val="en-US"/>
-        </w:rPr>
-      </w:pPr>
-      <w:r>
-        <w:rPr/>
+    <w:p/>
+    <w:p>
+      <w:r>
         <w:t>В PowerShell нельзя создать псевдоним для команды с параметрами и значениями.</w:t>
       </w:r>
     </w:p>
     <w:p>
-      <w:pPr>
-        <w:pStyle w:val="Normal"/>
-        <w:rPr/>
-      </w:pPr>
-      <w:r>
-        <w:rPr/>
+      <w:r>
         <w:t>Например, можно создать псевдоним для командлета Set-Location, но для команды Set-Location C:\Windows\System32 — нельзя.</w:t>
       </w:r>
     </w:p>
     <w:p>
-      <w:pPr>
-        <w:pStyle w:val="Normal"/>
-        <w:rPr/>
-      </w:pPr>
-      <w:r>
-        <w:rPr/>
-        <w:t xml:space="preserve">При интерактивной работе для ускорения ввода команд удобнее применять краткие псевдонимы и не полностью указывать имена параметров. Если же вы пишете сце нарии, то лучше использовать полные названия командлетов и их параметров, это значительно упростит в дальнейшем разбор программного кода. </w:t>
-      </w:r>
-    </w:p>
-    <w:p>
-      <w:pPr>
-        <w:pStyle w:val="Normal"/>
-        <w:rPr/>
-      </w:pPr>
-      <w:r>
-        <w:rPr/>
-      </w:r>
-    </w:p>
-    <w:p>
-      <w:pPr>
-        <w:pStyle w:val="Normal"/>
-        <w:rPr>
-          <w:b/>
-          <w:bCs/>
-        </w:rPr>
-      </w:pPr>
-      <w:r>
-        <w:rPr>
-          <w:b/>
-          <w:bCs/>
-        </w:rPr>
-        <w:t>Э</w:t>
-      </w:r>
-      <w:r>
-        <w:rPr>
-          <w:b/>
-          <w:bCs/>
-        </w:rPr>
-        <w:t xml:space="preserve">кспортировать </w:t>
-      </w:r>
-      <w:r>
-        <w:rPr>
-          <w:b/>
-          <w:bCs/>
-        </w:rPr>
-        <w:t>псевдонимы</w:t>
+      <w:r>
+        <w:t xml:space="preserve">При интерактивной работе для ускорения ввода команд удобнее применять краткие псевдонимы и не полностью указывать имена параметров. Если же </w:t>
+      </w:r>
+      <w:r>
+        <w:lastRenderedPageBreak/>
+        <w:t xml:space="preserve">вы пишете сце нарии, то лучше использовать полные названия командлетов и их параметров, это значительно упростит в дальнейшем разбор программного кода. </w:t>
+      </w:r>
+    </w:p>
+    <w:p/>
+    <w:p>
+      <w:pPr>
+        <w:rPr>
+          <w:b/>
+          <w:bCs/>
+        </w:rPr>
+      </w:pPr>
+      <w:r>
+        <w:rPr>
+          <w:b/>
+          <w:bCs/>
+        </w:rPr>
+        <w:t xml:space="preserve">Экспортировать псевдонимы в текстовый файл </w:t>
+      </w:r>
+    </w:p>
+    <w:p>
+      <w:r>
+        <w:t>Export-Alias</w:t>
+      </w:r>
+    </w:p>
+    <w:p>
+      <w:pPr>
+        <w:rPr>
+          <w:b/>
+          <w:bCs/>
+        </w:rPr>
+      </w:pPr>
+      <w:r>
+        <w:rPr>
+          <w:b/>
+          <w:bCs/>
+        </w:rPr>
+        <w:t>Импортировать  псевдонимы из текстового файла</w:t>
+      </w:r>
+    </w:p>
+    <w:p>
+      <w:r>
+        <w:t xml:space="preserve">Import-Alias </w:t>
+      </w:r>
+    </w:p>
+    <w:p/>
+    <w:p>
+      <w:r>
+        <w:t xml:space="preserve">Чтобы </w:t>
+      </w:r>
+      <w:r>
+        <w:rPr>
+          <w:b/>
+          <w:bCs/>
+        </w:rPr>
+        <w:t>назначить псевдоним команде с параметром</w:t>
       </w:r>
       <w:r>
         <w:rPr>
@@ -2522,173 +1838,19 @@
           <w:b/>
           <w:bCs/>
         </w:rPr>
-        <w:t>в</w:t>
-      </w:r>
-      <w:r>
-        <w:rPr>
-          <w:b/>
-          <w:bCs/>
-        </w:rPr>
-        <w:t xml:space="preserve"> текстовый файл </w:t>
-      </w:r>
-    </w:p>
-    <w:p>
-      <w:pPr>
-        <w:pStyle w:val="Normal"/>
-        <w:rPr/>
-      </w:pPr>
-      <w:r>
-        <w:rPr/>
-        <w:t>Export-Alias</w:t>
-      </w:r>
-    </w:p>
-    <w:p>
-      <w:pPr>
-        <w:pStyle w:val="Normal"/>
-        <w:rPr>
-          <w:b/>
-          <w:bCs/>
-        </w:rPr>
-      </w:pPr>
-      <w:r>
-        <w:rPr>
-          <w:b/>
-          <w:bCs/>
-        </w:rPr>
-        <w:t>И</w:t>
-      </w:r>
-      <w:r>
-        <w:rPr>
-          <w:b/>
-          <w:bCs/>
-        </w:rPr>
-        <w:t xml:space="preserve">мпортировать  </w:t>
-      </w:r>
-      <w:r>
-        <w:rPr>
-          <w:b/>
-          <w:bCs/>
-        </w:rPr>
-        <w:t>псевдонимы</w:t>
-      </w:r>
-      <w:r>
-        <w:rPr>
-          <w:b/>
-          <w:bCs/>
-          <w:lang w:val="ru-RU"/>
-        </w:rPr>
-        <w:t xml:space="preserve"> </w:t>
-      </w:r>
-      <w:r>
-        <w:rPr>
-          <w:b/>
-          <w:bCs/>
-          <w:lang w:val="ru-RU"/>
-        </w:rPr>
-        <w:t>из</w:t>
-      </w:r>
-      <w:r>
-        <w:rPr>
-          <w:b/>
-          <w:bCs/>
-          <w:lang w:val="ru-RU"/>
-        </w:rPr>
-        <w:t xml:space="preserve"> </w:t>
-      </w:r>
-      <w:r>
-        <w:rPr>
-          <w:b/>
-          <w:bCs/>
-        </w:rPr>
-        <w:t>текстов</w:t>
-      </w:r>
-      <w:r>
-        <w:rPr>
-          <w:b/>
-          <w:bCs/>
-        </w:rPr>
-        <w:t>ого</w:t>
-      </w:r>
-      <w:r>
-        <w:rPr>
-          <w:b/>
-          <w:bCs/>
-        </w:rPr>
-        <w:t xml:space="preserve"> файл</w:t>
-      </w:r>
-      <w:r>
-        <w:rPr>
-          <w:b/>
-          <w:bCs/>
-        </w:rPr>
-        <w:t>а</w:t>
-      </w:r>
-    </w:p>
-    <w:p>
-      <w:pPr>
-        <w:pStyle w:val="Normal"/>
-        <w:rPr/>
-      </w:pPr>
-      <w:r>
-        <w:rPr/>
-        <w:t xml:space="preserve">Import-Alias </w:t>
-      </w:r>
-    </w:p>
-    <w:p>
-      <w:pPr>
-        <w:pStyle w:val="Normal"/>
-        <w:rPr>
-          <w:lang w:val="en-US"/>
-        </w:rPr>
-      </w:pPr>
-      <w:r>
-        <w:rPr>
-          <w:lang w:val="en-US"/>
-        </w:rPr>
-      </w:r>
-    </w:p>
-    <w:p>
-      <w:pPr>
-        <w:pStyle w:val="Normal"/>
-        <w:rPr>
-          <w:lang w:val="en-US"/>
-        </w:rPr>
-      </w:pPr>
-      <w:r>
-        <w:rPr/>
-        <w:t xml:space="preserve">Чтобы </w:t>
-      </w:r>
-      <w:r>
-        <w:rPr>
-          <w:b/>
-          <w:bCs/>
-        </w:rPr>
-        <w:t xml:space="preserve">назначить псевдоним команде </w:t>
-      </w:r>
-      <w:r>
-        <w:rPr>
-          <w:b/>
-          <w:bCs/>
-          <w:lang w:val="ru-RU"/>
-        </w:rPr>
-        <w:t>с параметром</w:t>
-      </w:r>
-      <w:r>
-        <w:rPr/>
+        <w:t>и значением</w:t>
+      </w:r>
+      <w:r>
         <w:t>, можно создать функцию, включающую эту команду, и определить псевдоним для этой функции. Например:</w:t>
       </w:r>
     </w:p>
     <w:p>
-      <w:pPr>
-        <w:pStyle w:val="Normal"/>
-        <w:rPr>
-          <w:lang w:val="en-US"/>
-        </w:rPr>
-      </w:pPr>
-      <w:r>
-        <w:rPr/>
+      <w:r>
+        <w:rPr>
+          <w:noProof/>
+        </w:rPr>
         <w:drawing>
-          <wp:anchor behindDoc="0" distT="0" distB="0" distL="0" distR="0" simplePos="0" locked="0" layoutInCell="0" allowOverlap="1" relativeHeight="10">
+          <wp:anchor distT="0" distB="0" distL="0" distR="0" simplePos="0" relativeHeight="10" behindDoc="0" locked="0" layoutInCell="0" allowOverlap="1" wp14:anchorId="6F65E010" wp14:editId="3251BFDF">
             <wp:simplePos x="0" y="0"/>
             <wp:positionH relativeFrom="column">
               <wp:align>center</wp:align>
@@ -2699,7 +1861,7 @@
             <wp:extent cx="5939790" cy="900430"/>
             <wp:effectExtent l="0" t="0" r="0" b="0"/>
             <wp:wrapSquare wrapText="largest"/>
-            <wp:docPr id="8" name="Изображение1" descr=""/>
+            <wp:docPr id="8" name="Изображение1"/>
             <wp:cNvGraphicFramePr>
               <a:graphicFrameLocks xmlns:a="http://schemas.openxmlformats.org/drawingml/2006/main" noChangeAspect="1"/>
             </wp:cNvGraphicFramePr>
@@ -2707,13 +1869,13 @@
               <a:graphicData uri="http://schemas.openxmlformats.org/drawingml/2006/picture">
                 <pic:pic xmlns:pic="http://schemas.openxmlformats.org/drawingml/2006/picture">
                   <pic:nvPicPr>
-                    <pic:cNvPr id="8" name="Изображение1" descr=""/>
+                    <pic:cNvPr id="8" name="Изображение1"/>
                     <pic:cNvPicPr>
                       <a:picLocks noChangeAspect="1" noChangeArrowheads="1"/>
                     </pic:cNvPicPr>
                   </pic:nvPicPr>
                   <pic:blipFill>
-                    <a:blip r:embed="rId9"/>
+                    <a:blip r:embed="rId11"/>
                     <a:stretch>
                       <a:fillRect/>
                     </a:stretch>
@@ -2734,18 +1896,9 @@
         </w:drawing>
       </w:r>
     </w:p>
-    <w:p>
-      <w:pPr>
-        <w:pStyle w:val="Normal"/>
-        <w:rPr/>
-      </w:pPr>
-      <w:r>
-        <w:rPr/>
-      </w:r>
-    </w:p>
-    <w:p>
-      <w:pPr>
-        <w:pStyle w:val="Normal"/>
+    <w:p/>
+    <w:p>
+      <w:pPr>
         <w:rPr>
           <w:b/>
           <w:bCs/>
@@ -2760,31 +1913,16 @@
       </w:r>
     </w:p>
     <w:p>
-      <w:pPr>
-        <w:pStyle w:val="Normal"/>
-        <w:rPr/>
-      </w:pPr>
-      <w:r>
-        <w:rPr/>
+      <w:r>
         <w:t>Get-Alias - без параметров</w:t>
       </w:r>
     </w:p>
-    <w:p>
-      <w:pPr>
-        <w:pStyle w:val="Normal"/>
-        <w:rPr/>
-      </w:pPr>
-      <w:r>
-        <w:rPr/>
-      </w:r>
-    </w:p>
-    <w:p>
-      <w:pPr>
-        <w:pStyle w:val="Normal"/>
-        <w:rPr>
-          <w:b/>
-          <w:bCs/>
-          <w:lang w:val="en-US"/>
+    <w:p/>
+    <w:p>
+      <w:pPr>
+        <w:rPr>
+          <w:b/>
+          <w:bCs/>
         </w:rPr>
       </w:pPr>
       <w:r>
@@ -2796,29 +1934,25 @@
       </w:r>
     </w:p>
     <w:p>
-      <w:pPr>
-        <w:pStyle w:val="Normal"/>
-        <w:rPr/>
-      </w:pPr>
-      <w:r>
-        <w:rPr/>
+      <w:r>
         <w:t>Например, создадим для командлета Get-chiiditem псевдоним list:</w:t>
       </w:r>
     </w:p>
     <w:p>
       <w:pPr>
-        <w:pStyle w:val="Normal"/>
-        <w:rPr>
-          <w:lang w:val="en-US"/>
-        </w:rPr>
-      </w:pPr>
-      <w:r>
-        <w:rPr/>
+        <w:rPr>
+          <w:lang w:val="en-US"/>
+        </w:rPr>
+      </w:pPr>
+      <w:r>
+        <w:rPr>
+          <w:noProof/>
+        </w:rPr>
         <w:drawing>
-          <wp:inline distT="0" distB="0" distL="0" distR="0">
+          <wp:inline distT="0" distB="0" distL="0" distR="0" wp14:anchorId="053AA3CF" wp14:editId="35AAEEDA">
             <wp:extent cx="5939790" cy="417830"/>
             <wp:effectExtent l="0" t="0" r="0" b="0"/>
-            <wp:docPr id="9" name="Изображение8" descr=""/>
+            <wp:docPr id="9" name="Изображение8"/>
             <wp:cNvGraphicFramePr>
               <a:graphicFrameLocks xmlns:a="http://schemas.openxmlformats.org/drawingml/2006/main" noChangeAspect="1"/>
             </wp:cNvGraphicFramePr>
@@ -2826,13 +1960,13 @@
               <a:graphicData uri="http://schemas.openxmlformats.org/drawingml/2006/picture">
                 <pic:pic xmlns:pic="http://schemas.openxmlformats.org/drawingml/2006/picture">
                   <pic:nvPicPr>
-                    <pic:cNvPr id="9" name="Изображение8" descr=""/>
+                    <pic:cNvPr id="9" name="Изображение8"/>
                     <pic:cNvPicPr>
                       <a:picLocks noChangeAspect="1" noChangeArrowheads="1"/>
                     </pic:cNvPicPr>
                   </pic:nvPicPr>
                   <pic:blipFill>
-                    <a:blip r:embed="rId10"/>
+                    <a:blip r:embed="rId12"/>
                     <a:stretch>
                       <a:fillRect/>
                     </a:stretch>
@@ -2854,51 +1988,34 @@
       </w:r>
     </w:p>
     <w:p>
-      <w:pPr>
-        <w:pStyle w:val="Normal"/>
-        <w:rPr/>
-      </w:pPr>
-      <w:r>
-        <w:rPr/>
+      <w:r>
         <w:t>Причём названия параметров -Name И -Value можно опустить, в командлете Set-Alias, однако в этом случае следует соблюдать порядок указания имен псевдонима (первый параметр) и соответствующего ему командлета (второй параметр).</w:t>
       </w:r>
     </w:p>
-    <w:p>
-      <w:pPr>
-        <w:pStyle w:val="Normal"/>
-        <w:rPr/>
-      </w:pPr>
-      <w:r>
-        <w:rPr/>
-      </w:r>
-    </w:p>
-    <w:p>
-      <w:pPr>
-        <w:pStyle w:val="Normal"/>
-        <w:rPr>
-          <w:b/>
-          <w:bCs/>
-          <w:lang w:val="ru-RU"/>
-        </w:rPr>
-      </w:pPr>
-      <w:r>
-        <w:rPr>
-          <w:b/>
-          <w:bCs/>
-          <w:lang w:val="ru-RU"/>
+    <w:p/>
+    <w:p>
+      <w:pPr>
+        <w:rPr>
+          <w:b/>
+          <w:bCs/>
+        </w:rPr>
+      </w:pPr>
+      <w:r>
+        <w:rPr>
+          <w:b/>
+          <w:bCs/>
         </w:rPr>
         <w:t>Удалить псевдоним</w:t>
       </w:r>
     </w:p>
     <w:p>
-      <w:pPr>
-        <w:pStyle w:val="Normal"/>
-        <w:rPr/>
-      </w:pPr>
-      <w:r>
-        <w:rPr/>
+      <w:r>
+        <w:rPr>
+          <w:noProof/>
+        </w:rPr>
+        <w:lastRenderedPageBreak/>
         <w:drawing>
-          <wp:anchor behindDoc="0" distT="0" distB="0" distL="0" distR="0" simplePos="0" locked="0" layoutInCell="0" allowOverlap="1" relativeHeight="11">
+          <wp:anchor distT="0" distB="0" distL="0" distR="0" simplePos="0" relativeHeight="11" behindDoc="0" locked="0" layoutInCell="0" allowOverlap="1" wp14:anchorId="7999F2F0" wp14:editId="2209E7E9">
             <wp:simplePos x="0" y="0"/>
             <wp:positionH relativeFrom="column">
               <wp:align>center</wp:align>
@@ -2909,7 +2026,7 @@
             <wp:extent cx="5939790" cy="1177925"/>
             <wp:effectExtent l="0" t="0" r="0" b="0"/>
             <wp:wrapSquare wrapText="largest"/>
-            <wp:docPr id="10" name="Изображение9" descr=""/>
+            <wp:docPr id="10" name="Изображение9"/>
             <wp:cNvGraphicFramePr>
               <a:graphicFrameLocks xmlns:a="http://schemas.openxmlformats.org/drawingml/2006/main" noChangeAspect="1"/>
             </wp:cNvGraphicFramePr>
@@ -2917,13 +2034,13 @@
               <a:graphicData uri="http://schemas.openxmlformats.org/drawingml/2006/picture">
                 <pic:pic xmlns:pic="http://schemas.openxmlformats.org/drawingml/2006/picture">
                   <pic:nvPicPr>
-                    <pic:cNvPr id="10" name="Изображение9" descr=""/>
+                    <pic:cNvPr id="10" name="Изображение9"/>
                     <pic:cNvPicPr>
                       <a:picLocks noChangeAspect="1" noChangeArrowheads="1"/>
                     </pic:cNvPicPr>
                   </pic:nvPicPr>
                   <pic:blipFill>
-                    <a:blip r:embed="rId11"/>
+                    <a:blip r:embed="rId13"/>
                     <a:stretch>
                       <a:fillRect/>
                     </a:stretch>
@@ -2945,39 +2062,655 @@
       </w:r>
     </w:p>
     <w:p>
-      <w:pPr>
-        <w:pStyle w:val="Normal"/>
-        <w:widowControl/>
-        <w:bidi w:val="0"/>
-        <w:spacing w:lineRule="auto" w:line="240" w:before="0" w:after="160"/>
-        <w:jc w:val="left"/>
-        <w:rPr/>
-      </w:pPr>
-      <w:r>
-        <w:rPr/>
-        <w:tab/>
-        <w:tab/>
-      </w:r>
-    </w:p>
+      <w:r>
+        <w:t>Диски PowerShell</w:t>
+      </w:r>
+    </w:p>
+    <w:p>
+      <w:r>
+        <w:t>Помимо обычных локальных или сетевых дисков файловой системы (С:, D: и т. д.) оболочка поддерживает специальные (виртуальные) диски PowerShell, связанные с хранилищами данных разных типов.</w:t>
+      </w:r>
+    </w:p>
+    <w:p>
+      <w:r>
+        <w:t>Например, корневому разделу реестра HKEY LOCACL MACHINE соответствует диск hklm:, псевдонимам, доступным в текущем сеансе работы, соответствует диск Alias:, а хранилищу сертификатов цифровых подписей---ДИСК Cert:.</w:t>
+      </w:r>
+    </w:p>
+    <w:p>
+      <w:r>
+        <w:t>В отличие от обычных локальных или сетевых дисков файловой системы, диски PowerShell доступны только из оболочки PowerShell, обратиться к ним из Проводника Windows нельзя. Кроме того, имена дисков PowerShell могут содержать более одного символа.</w:t>
+      </w:r>
+    </w:p>
+    <w:p/>
+    <w:p>
+      <w:pPr>
+        <w:rPr>
+          <w:b/>
+          <w:bCs/>
+        </w:rPr>
+      </w:pPr>
+      <w:r>
+        <w:rPr>
+          <w:b/>
+          <w:bCs/>
+        </w:rPr>
+        <w:t>Получить список дисков PowerShell, доступных в текущем сеансе работы:</w:t>
+      </w:r>
+    </w:p>
+    <w:p>
+      <w:r>
+        <w:t>Get-PSDrive</w:t>
+      </w:r>
+    </w:p>
+    <w:p>
+      <w:r>
+        <w:t>командлет для каждого диска сообщает имя провайдера (колонка Provider), поддерживающего этот диск.</w:t>
+      </w:r>
+    </w:p>
+    <w:p>
+      <w:r>
+        <w:rPr>
+          <w:noProof/>
+        </w:rPr>
+        <w:drawing>
+          <wp:inline distT="0" distB="0" distL="0" distR="0" wp14:anchorId="05075BEF" wp14:editId="664619C7">
+            <wp:extent cx="5939790" cy="1393190"/>
+            <wp:effectExtent l="0" t="0" r="0" b="0"/>
+            <wp:docPr id="1138690844" name="Рисунок 1"/>
+            <wp:cNvGraphicFramePr>
+              <a:graphicFrameLocks xmlns:a="http://schemas.openxmlformats.org/drawingml/2006/main" noChangeAspect="1"/>
+            </wp:cNvGraphicFramePr>
+            <a:graphic xmlns:a="http://schemas.openxmlformats.org/drawingml/2006/main">
+              <a:graphicData uri="http://schemas.openxmlformats.org/drawingml/2006/picture">
+                <pic:pic xmlns:pic="http://schemas.openxmlformats.org/drawingml/2006/picture">
+                  <pic:nvPicPr>
+                    <pic:cNvPr id="1138690844" name=""/>
+                    <pic:cNvPicPr/>
+                  </pic:nvPicPr>
+                  <pic:blipFill>
+                    <a:blip r:embed="rId14"/>
+                    <a:stretch>
+                      <a:fillRect/>
+                    </a:stretch>
+                  </pic:blipFill>
+                  <pic:spPr>
+                    <a:xfrm>
+                      <a:off x="0" y="0"/>
+                      <a:ext cx="5939790" cy="1393190"/>
+                    </a:xfrm>
+                    <a:prstGeom prst="rect">
+                      <a:avLst/>
+                    </a:prstGeom>
+                  </pic:spPr>
+                </pic:pic>
+              </a:graphicData>
+            </a:graphic>
+          </wp:inline>
+        </w:drawing>
+      </w:r>
+    </w:p>
+    <w:p/>
+    <w:p>
+      <w:pPr>
+        <w:rPr>
+          <w:b/>
+          <w:bCs/>
+        </w:rPr>
+      </w:pPr>
+      <w:r>
+        <w:rPr>
+          <w:b/>
+          <w:bCs/>
+        </w:rPr>
+        <w:t>Провайдеры PowerShell</w:t>
+      </w:r>
+    </w:p>
+    <w:p>
+      <w:r>
+        <w:t xml:space="preserve">Провайдер PowerShell— это адаптер, предоставляющий пользователям PowerShell доступ к данным из определенного специализированного хранилища в согласованном формате, напоминающем формат обычных дисков файловой системы. Тем самым провайдеры PowerShell обеспечивают </w:t>
+      </w:r>
+      <w:r>
+        <w:lastRenderedPageBreak/>
+        <w:t>доступ к данным, к которым трудно обратиться через командную строку иными способами.</w:t>
+      </w:r>
+    </w:p>
+    <w:p>
+      <w:r>
+        <w:rPr>
+          <w:noProof/>
+        </w:rPr>
+        <w:drawing>
+          <wp:inline distT="0" distB="0" distL="0" distR="0" wp14:anchorId="084621A8" wp14:editId="4F2C02C2">
+            <wp:extent cx="5939790" cy="2300605"/>
+            <wp:effectExtent l="0" t="0" r="0" b="0"/>
+            <wp:docPr id="1405812501" name="Рисунок 1"/>
+            <wp:cNvGraphicFramePr>
+              <a:graphicFrameLocks xmlns:a="http://schemas.openxmlformats.org/drawingml/2006/main" noChangeAspect="1"/>
+            </wp:cNvGraphicFramePr>
+            <a:graphic xmlns:a="http://schemas.openxmlformats.org/drawingml/2006/main">
+              <a:graphicData uri="http://schemas.openxmlformats.org/drawingml/2006/picture">
+                <pic:pic xmlns:pic="http://schemas.openxmlformats.org/drawingml/2006/picture">
+                  <pic:nvPicPr>
+                    <pic:cNvPr id="1405812501" name=""/>
+                    <pic:cNvPicPr/>
+                  </pic:nvPicPr>
+                  <pic:blipFill>
+                    <a:blip r:embed="rId15"/>
+                    <a:stretch>
+                      <a:fillRect/>
+                    </a:stretch>
+                  </pic:blipFill>
+                  <pic:spPr>
+                    <a:xfrm>
+                      <a:off x="0" y="0"/>
+                      <a:ext cx="5939790" cy="2300605"/>
+                    </a:xfrm>
+                    <a:prstGeom prst="rect">
+                      <a:avLst/>
+                    </a:prstGeom>
+                  </pic:spPr>
+                </pic:pic>
+              </a:graphicData>
+            </a:graphic>
+          </wp:inline>
+        </w:drawing>
+      </w:r>
+    </w:p>
+    <w:p>
+      <w:r>
+        <w:t>Дополнительно к встроенным провайдерам можно создавать собственные провайдеры PowerShell и устанавливать провайдеры, созданные другими разработчиками</w:t>
+      </w:r>
+      <w:r>
+        <w:t>.</w:t>
+      </w:r>
+    </w:p>
+    <w:p>
+      <w:r>
+        <w:rPr>
+          <w:b/>
+          <w:bCs/>
+        </w:rPr>
+        <w:t>Просмотреть список зарегистрированных в оболочке PowerShell провайдеров</w:t>
+      </w:r>
+    </w:p>
+    <w:p>
+      <w:pPr>
+        <w:rPr>
+          <w:lang w:val="en-US"/>
+        </w:rPr>
+      </w:pPr>
+      <w:r>
+        <w:t>Get-PSProvider</w:t>
+      </w:r>
+    </w:p>
+    <w:p>
+      <w:pPr>
+        <w:rPr>
+          <w:lang w:val="en-US"/>
+        </w:rPr>
+      </w:pPr>
+      <w:r>
+        <w:rPr>
+          <w:noProof/>
+        </w:rPr>
+        <w:drawing>
+          <wp:inline distT="0" distB="0" distL="0" distR="0" wp14:anchorId="1347237E" wp14:editId="000FFF24">
+            <wp:extent cx="5939790" cy="1734820"/>
+            <wp:effectExtent l="0" t="0" r="0" b="0"/>
+            <wp:docPr id="391804811" name="Рисунок 1"/>
+            <wp:cNvGraphicFramePr>
+              <a:graphicFrameLocks xmlns:a="http://schemas.openxmlformats.org/drawingml/2006/main" noChangeAspect="1"/>
+            </wp:cNvGraphicFramePr>
+            <a:graphic xmlns:a="http://schemas.openxmlformats.org/drawingml/2006/main">
+              <a:graphicData uri="http://schemas.openxmlformats.org/drawingml/2006/picture">
+                <pic:pic xmlns:pic="http://schemas.openxmlformats.org/drawingml/2006/picture">
+                  <pic:nvPicPr>
+                    <pic:cNvPr id="391804811" name=""/>
+                    <pic:cNvPicPr/>
+                  </pic:nvPicPr>
+                  <pic:blipFill>
+                    <a:blip r:embed="rId16"/>
+                    <a:stretch>
+                      <a:fillRect/>
+                    </a:stretch>
+                  </pic:blipFill>
+                  <pic:spPr>
+                    <a:xfrm>
+                      <a:off x="0" y="0"/>
+                      <a:ext cx="5939790" cy="1734820"/>
+                    </a:xfrm>
+                    <a:prstGeom prst="rect">
+                      <a:avLst/>
+                    </a:prstGeom>
+                  </pic:spPr>
+                </pic:pic>
+              </a:graphicData>
+            </a:graphic>
+          </wp:inline>
+        </w:drawing>
+      </w:r>
+    </w:p>
+    <w:p>
+      <w:r>
+        <w:t>В поле capabilities здесь для каждого провайдера указаны возможности, которыми он обладает.</w:t>
+      </w:r>
+    </w:p>
+    <w:p>
+      <w:r>
+        <w:rPr>
+          <w:b/>
+          <w:bCs/>
+        </w:rPr>
+        <w:t>ShouldProcess.</w:t>
+      </w:r>
+      <w:r>
+        <w:t xml:space="preserve"> Провайдер поддерживает общие параметры -whatif и -confirm,</w:t>
+      </w:r>
+    </w:p>
+    <w:p>
+      <w:r>
+        <w:t>с помощью которых можно проверить определенное действие перед его непосредственным выполнением.</w:t>
+      </w:r>
+    </w:p>
+    <w:p>
+      <w:r>
+        <w:rPr>
+          <w:b/>
+          <w:bCs/>
+        </w:rPr>
+        <w:t>Filter.</w:t>
+      </w:r>
+      <w:r>
+        <w:t xml:space="preserve"> Провайдер поддерживает общий параметр -Filter для командлетов,</w:t>
+      </w:r>
+    </w:p>
+    <w:p>
+      <w:r>
+        <w:t>работающих с содержимым провайдера.</w:t>
+      </w:r>
+    </w:p>
+    <w:p>
+      <w:r>
+        <w:rPr>
+          <w:b/>
+          <w:bCs/>
+          <w:lang w:val="en-US"/>
+        </w:rPr>
+        <w:t>C</w:t>
+      </w:r>
+      <w:r>
+        <w:rPr>
+          <w:b/>
+          <w:bCs/>
+        </w:rPr>
+        <w:t>redentials</w:t>
+      </w:r>
+      <w:r>
+        <w:t>. Провайдер позволяет при подключении к хранилищам данных использовать другие учетные записи.</w:t>
+      </w:r>
+    </w:p>
+    <w:p>
+      <w:r>
+        <w:rPr>
+          <w:b/>
+          <w:bCs/>
+        </w:rPr>
+        <w:t>Transactions.</w:t>
+      </w:r>
+      <w:r>
+        <w:t xml:space="preserve"> Провайдер поддерживает транзакции, позволяющие выполнять</w:t>
+      </w:r>
+    </w:p>
+    <w:p>
+      <w:r>
+        <w:lastRenderedPageBreak/>
+        <w:t xml:space="preserve">несколько операций по изменению данных, </w:t>
+      </w:r>
+      <w:r>
+        <w:t>и в зависимости от результата подтверждать все операции или откатывать их.</w:t>
+      </w:r>
+    </w:p>
+    <w:p/>
+    <w:p>
+      <w:pPr>
+        <w:rPr>
+          <w:b/>
+          <w:bCs/>
+        </w:rPr>
+      </w:pPr>
+      <w:r>
+        <w:rPr>
+          <w:b/>
+          <w:bCs/>
+        </w:rPr>
+        <w:t>Навигация по дискам PowerShell</w:t>
+      </w:r>
+    </w:p>
+    <w:p>
+      <w:r>
+        <w:t>Основное назначение провайдеров заключается в том, что они обеспечивают доступ к разнородным данным привычным согласованным образом. Используемая при этом модель представления данных основана на дисках файловой системы. Предлагаемые провайдером данные можно просматривать и изменять так, как если бы они хранились в виде каталогов и файлов на жестком диске. Навигация по различным дискам PowerShell и просмотр содержимого этих дисков осуществляются с помощью одних и тех же базовых командлетов.</w:t>
+      </w:r>
+    </w:p>
+    <w:p>
+      <w:r>
+        <w:t xml:space="preserve">Работая с файловой системой, мы используем понятие </w:t>
+      </w:r>
+      <w:r>
+        <w:rPr>
+          <w:b/>
+          <w:bCs/>
+        </w:rPr>
+        <w:t>текущего или рабочего каталога.</w:t>
+      </w:r>
+      <w:r>
+        <w:t xml:space="preserve"> К файлам в рабочем каталоге можно обращаться по имени, не указывая полного пути к ним.</w:t>
+      </w:r>
+    </w:p>
+    <w:p>
+      <w:r>
+        <w:t>В оболочке PowerShell понятие рабочего (текущего) каталога распространяется и на диски PowerShell.</w:t>
+      </w:r>
+    </w:p>
+    <w:p/>
+    <w:p>
+      <w:pPr>
+        <w:rPr>
+          <w:b/>
+          <w:bCs/>
+        </w:rPr>
+      </w:pPr>
+      <w:r>
+        <w:rPr>
+          <w:b/>
+          <w:bCs/>
+        </w:rPr>
+        <w:t>Узнать путь к текущему каталогу</w:t>
+      </w:r>
+    </w:p>
+    <w:p>
+      <w:r>
+        <w:t>Get-Location</w:t>
+      </w:r>
+      <w:r>
+        <w:t xml:space="preserve"> | </w:t>
+      </w:r>
+      <w:r>
+        <w:rPr>
+          <w:lang w:val="en-US"/>
+        </w:rPr>
+        <w:t>gl</w:t>
+      </w:r>
+      <w:r>
+        <w:t xml:space="preserve"> | </w:t>
+      </w:r>
+      <w:r>
+        <w:rPr>
+          <w:lang w:val="en-US"/>
+        </w:rPr>
+        <w:t>pwd</w:t>
+      </w:r>
+    </w:p>
+    <w:p/>
+    <w:p>
+      <w:pPr>
+        <w:rPr>
+          <w:b/>
+          <w:bCs/>
+        </w:rPr>
+      </w:pPr>
+      <w:r>
+        <w:rPr>
+          <w:b/>
+          <w:bCs/>
+        </w:rPr>
+        <w:t xml:space="preserve">Сменить рабочий каталог (в том числе </w:t>
+      </w:r>
+      <w:r>
+        <w:rPr>
+          <w:b/>
+          <w:bCs/>
+        </w:rPr>
+        <w:t>перейти</w:t>
+      </w:r>
+      <w:r>
+        <w:rPr>
+          <w:b/>
+          <w:bCs/>
+        </w:rPr>
+        <w:t xml:space="preserve"> на другой диск PowerShell)</w:t>
+      </w:r>
+    </w:p>
+    <w:p>
+      <w:r>
+        <w:t>Set-Location [</w:t>
+      </w:r>
+      <w:r>
+        <w:t>путь к каталогу</w:t>
+      </w:r>
+      <w:r>
+        <w:t>]</w:t>
+      </w:r>
+      <w:r>
+        <w:t xml:space="preserve"> | </w:t>
+      </w:r>
+      <w:r>
+        <w:rPr>
+          <w:lang w:val="en-US"/>
+        </w:rPr>
+        <w:t>cd</w:t>
+      </w:r>
+      <w:r>
+        <w:t xml:space="preserve"> </w:t>
+      </w:r>
+      <w:r>
+        <w:t>[</w:t>
+      </w:r>
+      <w:r>
+        <w:t>путь к каталогу</w:t>
+      </w:r>
+      <w:r>
+        <w:t>]</w:t>
+      </w:r>
+      <w:r>
+        <w:t xml:space="preserve"> | </w:t>
+      </w:r>
+      <w:r>
+        <w:rPr>
+          <w:lang w:val="en-US"/>
+        </w:rPr>
+        <w:t>chdir</w:t>
+      </w:r>
+      <w:r>
+        <w:t xml:space="preserve"> [</w:t>
+      </w:r>
+      <w:r>
+        <w:t>путь к каталогу</w:t>
+      </w:r>
+      <w:r>
+        <w:t>]</w:t>
+      </w:r>
+    </w:p>
+    <w:p>
+      <w:pPr>
+        <w:rPr>
+          <w:lang w:val="en-US"/>
+        </w:rPr>
+      </w:pPr>
+      <w:r>
+        <w:rPr>
+          <w:lang w:val="en-US"/>
+        </w:rPr>
+        <w:t>| sl</w:t>
+      </w:r>
+      <w:r>
+        <w:t xml:space="preserve"> [</w:t>
+      </w:r>
+      <w:r>
+        <w:t>путь к каталогу</w:t>
+      </w:r>
+      <w:r>
+        <w:t>]</w:t>
+      </w:r>
+    </w:p>
+    <w:p>
+      <w:pPr>
+        <w:rPr>
+          <w:lang w:val="en-US"/>
+        </w:rPr>
+      </w:pPr>
+    </w:p>
+    <w:p>
+      <w:pPr>
+        <w:rPr>
+          <w:lang w:val="en-US"/>
+        </w:rPr>
+      </w:pPr>
+      <w:r>
+        <w:t xml:space="preserve">После выполнения команд на экран явно не выводится путь, </w:t>
+      </w:r>
+      <w:r>
+        <w:rPr>
+          <w:b/>
+          <w:bCs/>
+        </w:rPr>
+        <w:t>чтобы вывесит путь явно</w:t>
+      </w:r>
+      <w:r>
+        <w:t xml:space="preserve"> можно использовать параметр </w:t>
+      </w:r>
+      <w:r>
+        <w:t>-PassThru</w:t>
+      </w:r>
+    </w:p>
+    <w:p>
+      <w:pPr>
+        <w:rPr>
+          <w:lang w:val="en-US"/>
+        </w:rPr>
+      </w:pPr>
+      <w:r>
+        <w:rPr>
+          <w:noProof/>
+        </w:rPr>
+        <w:drawing>
+          <wp:inline distT="0" distB="0" distL="0" distR="0" wp14:anchorId="51B2938F" wp14:editId="5ABCB02C">
+            <wp:extent cx="2376487" cy="924189"/>
+            <wp:effectExtent l="0" t="0" r="0" b="0"/>
+            <wp:docPr id="1014468627" name="Рисунок 1"/>
+            <wp:cNvGraphicFramePr>
+              <a:graphicFrameLocks xmlns:a="http://schemas.openxmlformats.org/drawingml/2006/main" noChangeAspect="1"/>
+            </wp:cNvGraphicFramePr>
+            <a:graphic xmlns:a="http://schemas.openxmlformats.org/drawingml/2006/main">
+              <a:graphicData uri="http://schemas.openxmlformats.org/drawingml/2006/picture">
+                <pic:pic xmlns:pic="http://schemas.openxmlformats.org/drawingml/2006/picture">
+                  <pic:nvPicPr>
+                    <pic:cNvPr id="1014468627" name=""/>
+                    <pic:cNvPicPr/>
+                  </pic:nvPicPr>
+                  <pic:blipFill>
+                    <a:blip r:embed="rId17"/>
+                    <a:stretch>
+                      <a:fillRect/>
+                    </a:stretch>
+                  </pic:blipFill>
+                  <pic:spPr>
+                    <a:xfrm>
+                      <a:off x="0" y="0"/>
+                      <a:ext cx="2382138" cy="926387"/>
+                    </a:xfrm>
+                    <a:prstGeom prst="rect">
+                      <a:avLst/>
+                    </a:prstGeom>
+                  </pic:spPr>
+                </pic:pic>
+              </a:graphicData>
+            </a:graphic>
+          </wp:inline>
+        </w:drawing>
+      </w:r>
+    </w:p>
+    <w:p/>
+    <w:p/>
+    <w:p/>
+    <w:p>
+      <w:pPr>
+        <w:rPr>
+          <w:b/>
+          <w:bCs/>
+        </w:rPr>
+      </w:pPr>
+      <w:r>
+        <w:rPr>
+          <w:b/>
+          <w:bCs/>
+        </w:rPr>
+        <w:lastRenderedPageBreak/>
+        <w:t>О</w:t>
+      </w:r>
+      <w:r>
+        <w:rPr>
+          <w:b/>
+          <w:bCs/>
+        </w:rPr>
+        <w:t>тносительные пути</w:t>
+      </w:r>
+    </w:p>
+    <w:p>
+      <w:r>
+        <w:t>Относительно рабочего каталога.</w:t>
+      </w:r>
+    </w:p>
+    <w:p>
+      <w:r>
+        <w:t>. – точка – соответствует текущему каталогу</w:t>
+      </w:r>
+    </w:p>
+    <w:p>
+      <w:r>
+        <w:t>.. – две точки соответствуют родительскому каталогу</w:t>
+      </w:r>
+    </w:p>
+    <w:p>
+      <w:pPr>
+        <w:rPr>
+          <w:lang w:val="en-US"/>
+        </w:rPr>
+      </w:pPr>
+      <w:r>
+        <w:t xml:space="preserve">\ - обратная косая черта соответствует </w:t>
+      </w:r>
+      <w:r>
+        <w:t>корневому каталогу текущего диск</w:t>
+      </w:r>
+      <w:r>
+        <w:t>а</w:t>
+      </w:r>
+    </w:p>
+    <w:p/>
+    <w:p>
+      <w:r>
+        <w:t>Остановилась на 61.</w:t>
+      </w:r>
+    </w:p>
+    <w:p/>
+    <w:p/>
     <w:sectPr>
-      <w:type w:val="nextPage"/>
       <w:pgSz w:w="11906" w:h="16838"/>
-      <w:pgMar w:left="1701" w:right="851" w:gutter="0" w:header="0" w:top="1134" w:footer="0" w:bottom="1134"/>
-      <w:pgNumType w:fmt="decimal"/>
-      <w:formProt w:val="false"/>
-      <w:textDirection w:val="lrTb"/>
-      <w:docGrid w:type="default" w:linePitch="360" w:charSpace="0"/>
+      <w:pgMar w:top="1134" w:right="851" w:bottom="1134" w:left="1701" w:header="0" w:footer="0" w:gutter="0"/>
+      <w:cols w:space="720"/>
+      <w:formProt w:val="0"/>
+      <w:docGrid w:linePitch="360"/>
     </w:sectPr>
   </w:body>
 </w:document>
 </file>
 
 <file path=word/styles.xml><?xml version="1.0" encoding="utf-8"?>
-<w:styles xmlns:w="http://schemas.openxmlformats.org/wordprocessingml/2006/main" xmlns:w14="http://schemas.microsoft.com/office/word/2010/wordml" xmlns:mc="http://schemas.openxmlformats.org/markup-compatibility/2006" mc:Ignorable="w14">
+<w:styles xmlns:mc="http://schemas.openxmlformats.org/markup-compatibility/2006" xmlns:r="http://schemas.openxmlformats.org/officeDocument/2006/relationships" xmlns:w="http://schemas.openxmlformats.org/wordprocessingml/2006/main" xmlns:w14="http://schemas.microsoft.com/office/word/2010/wordml" xmlns:w15="http://schemas.microsoft.com/office/word/2012/wordml" xmlns:w16cex="http://schemas.microsoft.com/office/word/2018/wordml/cex" xmlns:w16cid="http://schemas.microsoft.com/office/word/2016/wordml/cid" xmlns:w16="http://schemas.microsoft.com/office/word/2018/wordml" xmlns:w16du="http://schemas.microsoft.com/office/word/2023/wordml/word16du" xmlns:w16sdtdh="http://schemas.microsoft.com/office/word/2020/wordml/sdtdatahash" xmlns:w16sdtfl="http://schemas.microsoft.com/office/word/2024/wordml/sdtformatlock" xmlns:w16se="http://schemas.microsoft.com/office/word/2015/wordml/symex" mc:Ignorable="w14 w15 w16se w16cid w16 w16cex w16sdtdh w16sdtfl w16du">
   <w:docDefaults>
     <w:rPrDefault>
       <w:rPr>
-        <w:rFonts w:ascii="Aptos" w:hAnsi="Aptos" w:eastAsia="Aptos" w:cs="" w:asciiTheme="minorHAnsi" w:cstheme="minorBidi" w:eastAsiaTheme="minorHAnsi" w:hAnsiTheme="minorHAnsi"/>
+        <w:rFonts w:asciiTheme="minorHAnsi" w:eastAsiaTheme="minorHAnsi" w:hAnsiTheme="minorHAnsi" w:cstheme="minorBidi"/>
         <w:sz w:val="22"/>
         <w:szCs w:val="22"/>
         <w:lang w:val="ru-RU" w:eastAsia="en-US" w:bidi="ar-SA"/>
@@ -2985,21 +2718,21 @@
     </w:rPrDefault>
     <w:pPrDefault>
       <w:pPr>
-        <w:suppressAutoHyphens w:val="true"/>
+        <w:suppressAutoHyphens/>
       </w:pPr>
     </w:pPrDefault>
   </w:docDefaults>
   <w:latentStyles w:defLockedState="0" w:defUIPriority="99" w:defSemiHidden="0" w:defUnhideWhenUsed="0" w:defQFormat="0" w:count="376">
     <w:lsdException w:name="Normal" w:uiPriority="0" w:qFormat="1"/>
     <w:lsdException w:name="heading 1" w:uiPriority="9" w:qFormat="1"/>
-    <w:lsdException w:name="heading 2" w:uiPriority="9" w:semiHidden="1" w:unhideWhenUsed="1" w:qFormat="1"/>
-    <w:lsdException w:name="heading 3" w:uiPriority="9" w:semiHidden="1" w:unhideWhenUsed="1" w:qFormat="1"/>
-    <w:lsdException w:name="heading 4" w:uiPriority="9" w:semiHidden="1" w:unhideWhenUsed="1" w:qFormat="1"/>
-    <w:lsdException w:name="heading 5" w:uiPriority="9" w:semiHidden="1" w:unhideWhenUsed="1" w:qFormat="1"/>
-    <w:lsdException w:name="heading 6" w:uiPriority="9" w:semiHidden="1" w:unhideWhenUsed="1" w:qFormat="1"/>
-    <w:lsdException w:name="heading 7" w:uiPriority="9" w:semiHidden="1" w:unhideWhenUsed="1" w:qFormat="1"/>
-    <w:lsdException w:name="heading 8" w:uiPriority="9" w:semiHidden="1" w:unhideWhenUsed="1" w:qFormat="1"/>
-    <w:lsdException w:name="heading 9" w:uiPriority="9" w:semiHidden="1" w:unhideWhenUsed="1" w:qFormat="1"/>
+    <w:lsdException w:name="heading 2" w:semiHidden="1" w:uiPriority="9" w:unhideWhenUsed="1" w:qFormat="1"/>
+    <w:lsdException w:name="heading 3" w:semiHidden="1" w:uiPriority="9" w:unhideWhenUsed="1" w:qFormat="1"/>
+    <w:lsdException w:name="heading 4" w:semiHidden="1" w:uiPriority="9" w:unhideWhenUsed="1" w:qFormat="1"/>
+    <w:lsdException w:name="heading 5" w:semiHidden="1" w:uiPriority="9" w:unhideWhenUsed="1" w:qFormat="1"/>
+    <w:lsdException w:name="heading 6" w:semiHidden="1" w:uiPriority="9" w:unhideWhenUsed="1" w:qFormat="1"/>
+    <w:lsdException w:name="heading 7" w:semiHidden="1" w:uiPriority="9" w:unhideWhenUsed="1" w:qFormat="1"/>
+    <w:lsdException w:name="heading 8" w:semiHidden="1" w:uiPriority="9" w:unhideWhenUsed="1" w:qFormat="1"/>
+    <w:lsdException w:name="heading 9" w:semiHidden="1" w:uiPriority="9" w:unhideWhenUsed="1" w:qFormat="1"/>
     <w:lsdException w:name="index 1" w:semiHidden="1" w:unhideWhenUsed="1"/>
     <w:lsdException w:name="index 2" w:semiHidden="1" w:unhideWhenUsed="1"/>
     <w:lsdException w:name="index 3" w:semiHidden="1" w:unhideWhenUsed="1"/>
@@ -3009,22 +2742,22 @@
     <w:lsdException w:name="index 7" w:semiHidden="1" w:unhideWhenUsed="1"/>
     <w:lsdException w:name="index 8" w:semiHidden="1" w:unhideWhenUsed="1"/>
     <w:lsdException w:name="index 9" w:semiHidden="1" w:unhideWhenUsed="1"/>
-    <w:lsdException w:name="toc 1" w:uiPriority="39" w:semiHidden="1" w:unhideWhenUsed="1"/>
-    <w:lsdException w:name="toc 2" w:uiPriority="39" w:semiHidden="1" w:unhideWhenUsed="1"/>
-    <w:lsdException w:name="toc 3" w:uiPriority="39" w:semiHidden="1" w:unhideWhenUsed="1"/>
-    <w:lsdException w:name="toc 4" w:uiPriority="39" w:semiHidden="1" w:unhideWhenUsed="1"/>
-    <w:lsdException w:name="toc 5" w:uiPriority="39" w:semiHidden="1" w:unhideWhenUsed="1"/>
-    <w:lsdException w:name="toc 6" w:uiPriority="39" w:semiHidden="1" w:unhideWhenUsed="1"/>
-    <w:lsdException w:name="toc 7" w:uiPriority="39" w:semiHidden="1" w:unhideWhenUsed="1"/>
-    <w:lsdException w:name="toc 8" w:uiPriority="39" w:semiHidden="1" w:unhideWhenUsed="1"/>
-    <w:lsdException w:name="toc 9" w:uiPriority="39" w:semiHidden="1" w:unhideWhenUsed="1"/>
+    <w:lsdException w:name="toc 1" w:semiHidden="1" w:uiPriority="39" w:unhideWhenUsed="1"/>
+    <w:lsdException w:name="toc 2" w:semiHidden="1" w:uiPriority="39" w:unhideWhenUsed="1"/>
+    <w:lsdException w:name="toc 3" w:semiHidden="1" w:uiPriority="39" w:unhideWhenUsed="1"/>
+    <w:lsdException w:name="toc 4" w:semiHidden="1" w:uiPriority="39" w:unhideWhenUsed="1"/>
+    <w:lsdException w:name="toc 5" w:semiHidden="1" w:uiPriority="39" w:unhideWhenUsed="1"/>
+    <w:lsdException w:name="toc 6" w:semiHidden="1" w:uiPriority="39" w:unhideWhenUsed="1"/>
+    <w:lsdException w:name="toc 7" w:semiHidden="1" w:uiPriority="39" w:unhideWhenUsed="1"/>
+    <w:lsdException w:name="toc 8" w:semiHidden="1" w:uiPriority="39" w:unhideWhenUsed="1"/>
+    <w:lsdException w:name="toc 9" w:semiHidden="1" w:uiPriority="39" w:unhideWhenUsed="1"/>
     <w:lsdException w:name="Normal Indent" w:semiHidden="1" w:unhideWhenUsed="1"/>
     <w:lsdException w:name="footnote text" w:semiHidden="1" w:unhideWhenUsed="1"/>
     <w:lsdException w:name="annotation text" w:semiHidden="1" w:unhideWhenUsed="1"/>
     <w:lsdException w:name="header" w:semiHidden="1" w:unhideWhenUsed="1"/>
     <w:lsdException w:name="footer" w:semiHidden="1" w:unhideWhenUsed="1"/>
     <w:lsdException w:name="index heading" w:semiHidden="1" w:unhideWhenUsed="1"/>
-    <w:lsdException w:name="caption" w:uiPriority="35" w:semiHidden="1" w:unhideWhenUsed="1" w:qFormat="1"/>
+    <w:lsdException w:name="caption" w:semiHidden="1" w:uiPriority="35" w:unhideWhenUsed="1" w:qFormat="1"/>
     <w:lsdException w:name="table of figures" w:semiHidden="1" w:unhideWhenUsed="1"/>
     <w:lsdException w:name="envelope address" w:semiHidden="1" w:unhideWhenUsed="1"/>
     <w:lsdException w:name="envelope return" w:semiHidden="1" w:unhideWhenUsed="1"/>
@@ -3055,7 +2788,7 @@
     <w:lsdException w:name="Title" w:uiPriority="10" w:qFormat="1"/>
     <w:lsdException w:name="Closing" w:semiHidden="1" w:unhideWhenUsed="1"/>
     <w:lsdException w:name="Signature" w:semiHidden="1" w:unhideWhenUsed="1"/>
-    <w:lsdException w:name="Default Paragraph Font" w:uiPriority="1" w:semiHidden="1" w:unhideWhenUsed="1"/>
+    <w:lsdException w:name="Default Paragraph Font" w:semiHidden="1" w:uiPriority="1" w:unhideWhenUsed="1"/>
     <w:lsdException w:name="Body Text" w:semiHidden="1" w:unhideWhenUsed="1"/>
     <w:lsdException w:name="Body Text Indent" w:semiHidden="1" w:unhideWhenUsed="1"/>
     <w:lsdException w:name="List Continue" w:semiHidden="1" w:unhideWhenUsed="1"/>
@@ -3255,8 +2988,8 @@
     <w:lsdException w:name="Subtle Reference" w:uiPriority="31" w:qFormat="1"/>
     <w:lsdException w:name="Intense Reference" w:uiPriority="32" w:qFormat="1"/>
     <w:lsdException w:name="Book Title" w:uiPriority="33" w:qFormat="1"/>
-    <w:lsdException w:name="Bibliography" w:uiPriority="37" w:semiHidden="1" w:unhideWhenUsed="1"/>
-    <w:lsdException w:name="TOC Heading" w:uiPriority="39" w:semiHidden="1" w:unhideWhenUsed="1" w:qFormat="1"/>
+    <w:lsdException w:name="Bibliography" w:semiHidden="1" w:uiPriority="37" w:unhideWhenUsed="1"/>
+    <w:lsdException w:name="TOC Heading" w:semiHidden="1" w:uiPriority="39" w:unhideWhenUsed="1" w:qFormat="1"/>
     <w:lsdException w:name="Plain Table 1" w:uiPriority="41"/>
     <w:lsdException w:name="Plain Table 2" w:uiPriority="42"/>
     <w:lsdException w:name="Plain Table 3" w:uiPriority="43"/>
@@ -3367,473 +3100,499 @@
     <w:lsdException w:name="Unresolved Mention" w:semiHidden="1" w:unhideWhenUsed="1"/>
     <w:lsdException w:name="Smart Link" w:semiHidden="1" w:unhideWhenUsed="1"/>
   </w:latentStyles>
-  <w:style w:type="paragraph" w:styleId="Normal" w:default="1">
+  <w:style w:type="paragraph" w:default="1" w:styleId="a">
     <w:name w:val="Normal"/>
     <w:qFormat/>
-    <w:rsid w:val="00b915b7"/>
+    <w:rsid w:val="00B915B7"/>
     <w:pPr>
-      <w:widowControl/>
-      <w:bidi w:val="0"/>
-      <w:spacing w:lineRule="auto" w:line="240" w:before="0" w:after="160"/>
-      <w:jc w:val="left"/>
+      <w:spacing w:after="160"/>
     </w:pPr>
     <w:rPr>
-      <w:rFonts w:ascii="Times New Roman" w:hAnsi="Times New Roman" w:eastAsia="Aptos" w:cs="" w:cstheme="minorBidi" w:eastAsiaTheme="minorHAnsi"/>
-      <w:color w:val="auto"/>
-      <w:kern w:val="0"/>
+      <w:rFonts w:ascii="Times New Roman" w:hAnsi="Times New Roman"/>
       <w:sz w:val="28"/>
-      <w:szCs w:val="22"/>
-      <w:lang w:val="ru-RU" w:eastAsia="en-US" w:bidi="ar-SA"/>
     </w:rPr>
   </w:style>
-  <w:style w:type="paragraph" w:styleId="Heading1">
-    <w:name w:val="Heading 1"/>
-    <w:basedOn w:val="Normal"/>
-    <w:next w:val="Normal"/>
-    <w:link w:val="1"/>
+  <w:style w:type="paragraph" w:styleId="1">
+    <w:name w:val="heading 1"/>
+    <w:basedOn w:val="a"/>
+    <w:next w:val="a"/>
+    <w:link w:val="10"/>
     <w:uiPriority w:val="9"/>
     <w:qFormat/>
-    <w:rsid w:val="008f4357"/>
+    <w:rsid w:val="008F4357"/>
     <w:pPr>
-      <w:keepNext w:val="true"/>
+      <w:keepNext/>
       <w:keepLines/>
       <w:spacing w:before="360" w:after="80"/>
       <w:outlineLvl w:val="0"/>
     </w:pPr>
     <w:rPr>
-      <w:rFonts w:ascii="Aptos Display" w:hAnsi="Aptos Display" w:eastAsia="" w:cs="" w:asciiTheme="majorHAnsi" w:cstheme="majorBidi" w:eastAsiaTheme="majorEastAsia" w:hAnsiTheme="majorHAnsi"/>
-      <w:color w:themeColor="accent1" w:themeShade="bf" w:val="2E74B5"/>
+      <w:rFonts w:asciiTheme="majorHAnsi" w:eastAsiaTheme="majorEastAsia" w:hAnsiTheme="majorHAnsi" w:cstheme="majorBidi"/>
+      <w:color w:val="2E74B5" w:themeColor="accent1" w:themeShade="BF"/>
       <w:sz w:val="40"/>
       <w:szCs w:val="40"/>
     </w:rPr>
   </w:style>
-  <w:style w:type="paragraph" w:styleId="Heading2">
-    <w:name w:val="Heading 2"/>
-    <w:basedOn w:val="Normal"/>
-    <w:next w:val="Normal"/>
-    <w:link w:val="2"/>
+  <w:style w:type="paragraph" w:styleId="2">
+    <w:name w:val="heading 2"/>
+    <w:basedOn w:val="a"/>
+    <w:next w:val="a"/>
+    <w:link w:val="20"/>
     <w:uiPriority w:val="9"/>
     <w:semiHidden/>
     <w:unhideWhenUsed/>
     <w:qFormat/>
-    <w:rsid w:val="008f4357"/>
+    <w:rsid w:val="008F4357"/>
     <w:pPr>
-      <w:keepNext w:val="true"/>
+      <w:keepNext/>
       <w:keepLines/>
       <w:spacing w:before="160" w:after="80"/>
       <w:outlineLvl w:val="1"/>
     </w:pPr>
     <w:rPr>
-      <w:rFonts w:ascii="Aptos Display" w:hAnsi="Aptos Display" w:eastAsia="" w:cs="" w:asciiTheme="majorHAnsi" w:cstheme="majorBidi" w:eastAsiaTheme="majorEastAsia" w:hAnsiTheme="majorHAnsi"/>
-      <w:color w:themeColor="accent1" w:themeShade="bf" w:val="2E74B5"/>
+      <w:rFonts w:asciiTheme="majorHAnsi" w:eastAsiaTheme="majorEastAsia" w:hAnsiTheme="majorHAnsi" w:cstheme="majorBidi"/>
+      <w:color w:val="2E74B5" w:themeColor="accent1" w:themeShade="BF"/>
       <w:sz w:val="32"/>
       <w:szCs w:val="32"/>
     </w:rPr>
   </w:style>
-  <w:style w:type="paragraph" w:styleId="Heading3">
-    <w:name w:val="Heading 3"/>
-    <w:basedOn w:val="Normal"/>
-    <w:next w:val="Normal"/>
-    <w:link w:val="3"/>
+  <w:style w:type="paragraph" w:styleId="3">
+    <w:name w:val="heading 3"/>
+    <w:basedOn w:val="a"/>
+    <w:next w:val="a"/>
+    <w:link w:val="30"/>
     <w:uiPriority w:val="9"/>
     <w:semiHidden/>
     <w:unhideWhenUsed/>
     <w:qFormat/>
-    <w:rsid w:val="008f4357"/>
+    <w:rsid w:val="008F4357"/>
     <w:pPr>
-      <w:keepNext w:val="true"/>
+      <w:keepNext/>
       <w:keepLines/>
       <w:spacing w:before="160" w:after="80"/>
       <w:outlineLvl w:val="2"/>
     </w:pPr>
     <w:rPr>
-      <w:rFonts w:ascii="Aptos" w:hAnsi="Aptos" w:eastAsia="" w:cs="" w:asciiTheme="minorHAnsi" w:cstheme="majorBidi" w:eastAsiaTheme="majorEastAsia" w:hAnsiTheme="minorHAnsi"/>
-      <w:color w:themeColor="accent1" w:themeShade="bf" w:val="2E74B5"/>
+      <w:rFonts w:asciiTheme="minorHAnsi" w:eastAsiaTheme="majorEastAsia" w:hAnsiTheme="minorHAnsi" w:cstheme="majorBidi"/>
+      <w:color w:val="2E74B5" w:themeColor="accent1" w:themeShade="BF"/>
       <w:szCs w:val="28"/>
     </w:rPr>
   </w:style>
-  <w:style w:type="paragraph" w:styleId="Heading4">
-    <w:name w:val="Heading 4"/>
-    <w:basedOn w:val="Normal"/>
-    <w:next w:val="Normal"/>
-    <w:link w:val="4"/>
+  <w:style w:type="paragraph" w:styleId="4">
+    <w:name w:val="heading 4"/>
+    <w:basedOn w:val="a"/>
+    <w:next w:val="a"/>
+    <w:link w:val="40"/>
     <w:uiPriority w:val="9"/>
     <w:semiHidden/>
     <w:unhideWhenUsed/>
     <w:qFormat/>
-    <w:rsid w:val="008f4357"/>
+    <w:rsid w:val="008F4357"/>
     <w:pPr>
-      <w:keepNext w:val="true"/>
+      <w:keepNext/>
       <w:keepLines/>
       <w:spacing w:before="80" w:after="40"/>
       <w:outlineLvl w:val="3"/>
     </w:pPr>
     <w:rPr>
-      <w:rFonts w:ascii="Aptos" w:hAnsi="Aptos" w:eastAsia="" w:cs="" w:asciiTheme="minorHAnsi" w:cstheme="majorBidi" w:eastAsiaTheme="majorEastAsia" w:hAnsiTheme="minorHAnsi"/>
+      <w:rFonts w:asciiTheme="minorHAnsi" w:eastAsiaTheme="majorEastAsia" w:hAnsiTheme="minorHAnsi" w:cstheme="majorBidi"/>
       <w:i/>
       <w:iCs/>
-      <w:color w:themeColor="accent1" w:themeShade="bf" w:val="2E74B5"/>
+      <w:color w:val="2E74B5" w:themeColor="accent1" w:themeShade="BF"/>
     </w:rPr>
   </w:style>
-  <w:style w:type="paragraph" w:styleId="Heading5">
-    <w:name w:val="Heading 5"/>
-    <w:basedOn w:val="Normal"/>
-    <w:next w:val="Normal"/>
-    <w:link w:val="5"/>
+  <w:style w:type="paragraph" w:styleId="5">
+    <w:name w:val="heading 5"/>
+    <w:basedOn w:val="a"/>
+    <w:next w:val="a"/>
+    <w:link w:val="50"/>
     <w:uiPriority w:val="9"/>
     <w:semiHidden/>
     <w:unhideWhenUsed/>
     <w:qFormat/>
-    <w:rsid w:val="008f4357"/>
+    <w:rsid w:val="008F4357"/>
     <w:pPr>
-      <w:keepNext w:val="true"/>
+      <w:keepNext/>
       <w:keepLines/>
       <w:spacing w:before="80" w:after="40"/>
       <w:outlineLvl w:val="4"/>
     </w:pPr>
     <w:rPr>
-      <w:rFonts w:ascii="Aptos" w:hAnsi="Aptos" w:eastAsia="" w:cs="" w:asciiTheme="minorHAnsi" w:cstheme="majorBidi" w:eastAsiaTheme="majorEastAsia" w:hAnsiTheme="minorHAnsi"/>
-      <w:color w:themeColor="accent1" w:themeShade="bf" w:val="2E74B5"/>
+      <w:rFonts w:asciiTheme="minorHAnsi" w:eastAsiaTheme="majorEastAsia" w:hAnsiTheme="minorHAnsi" w:cstheme="majorBidi"/>
+      <w:color w:val="2E74B5" w:themeColor="accent1" w:themeShade="BF"/>
     </w:rPr>
   </w:style>
-  <w:style w:type="paragraph" w:styleId="Heading6">
-    <w:name w:val="Heading 6"/>
-    <w:basedOn w:val="Normal"/>
-    <w:next w:val="Normal"/>
-    <w:link w:val="6"/>
+  <w:style w:type="paragraph" w:styleId="6">
+    <w:name w:val="heading 6"/>
+    <w:basedOn w:val="a"/>
+    <w:next w:val="a"/>
+    <w:link w:val="60"/>
     <w:uiPriority w:val="9"/>
     <w:semiHidden/>
     <w:unhideWhenUsed/>
     <w:qFormat/>
-    <w:rsid w:val="008f4357"/>
+    <w:rsid w:val="008F4357"/>
     <w:pPr>
-      <w:keepNext w:val="true"/>
+      <w:keepNext/>
       <w:keepLines/>
       <w:spacing w:before="40" w:after="0"/>
       <w:outlineLvl w:val="5"/>
     </w:pPr>
     <w:rPr>
-      <w:rFonts w:ascii="Aptos" w:hAnsi="Aptos" w:eastAsia="" w:cs="" w:asciiTheme="minorHAnsi" w:cstheme="majorBidi" w:eastAsiaTheme="majorEastAsia" w:hAnsiTheme="minorHAnsi"/>
+      <w:rFonts w:asciiTheme="minorHAnsi" w:eastAsiaTheme="majorEastAsia" w:hAnsiTheme="minorHAnsi" w:cstheme="majorBidi"/>
       <w:i/>
       <w:iCs/>
-      <w:color w:themeColor="text1" w:themeTint="a6" w:val="595959"/>
+      <w:color w:val="595959" w:themeColor="text1" w:themeTint="A6"/>
     </w:rPr>
   </w:style>
-  <w:style w:type="paragraph" w:styleId="Heading7">
-    <w:name w:val="Heading 7"/>
-    <w:basedOn w:val="Normal"/>
-    <w:next w:val="Normal"/>
-    <w:link w:val="7"/>
+  <w:style w:type="paragraph" w:styleId="7">
+    <w:name w:val="heading 7"/>
+    <w:basedOn w:val="a"/>
+    <w:next w:val="a"/>
+    <w:link w:val="70"/>
     <w:uiPriority w:val="9"/>
     <w:semiHidden/>
     <w:unhideWhenUsed/>
     <w:qFormat/>
-    <w:rsid w:val="008f4357"/>
+    <w:rsid w:val="008F4357"/>
     <w:pPr>
-      <w:keepNext w:val="true"/>
+      <w:keepNext/>
       <w:keepLines/>
       <w:spacing w:before="40" w:after="0"/>
       <w:outlineLvl w:val="6"/>
     </w:pPr>
     <w:rPr>
-      <w:rFonts w:ascii="Aptos" w:hAnsi="Aptos" w:eastAsia="" w:cs="" w:asciiTheme="minorHAnsi" w:cstheme="majorBidi" w:eastAsiaTheme="majorEastAsia" w:hAnsiTheme="minorHAnsi"/>
-      <w:color w:themeColor="text1" w:themeTint="a6" w:val="595959"/>
+      <w:rFonts w:asciiTheme="minorHAnsi" w:eastAsiaTheme="majorEastAsia" w:hAnsiTheme="minorHAnsi" w:cstheme="majorBidi"/>
+      <w:color w:val="595959" w:themeColor="text1" w:themeTint="A6"/>
     </w:rPr>
   </w:style>
-  <w:style w:type="paragraph" w:styleId="Heading8">
-    <w:name w:val="Heading 8"/>
-    <w:basedOn w:val="Normal"/>
-    <w:next w:val="Normal"/>
-    <w:link w:val="8"/>
+  <w:style w:type="paragraph" w:styleId="8">
+    <w:name w:val="heading 8"/>
+    <w:basedOn w:val="a"/>
+    <w:next w:val="a"/>
+    <w:link w:val="80"/>
     <w:uiPriority w:val="9"/>
     <w:semiHidden/>
     <w:unhideWhenUsed/>
     <w:qFormat/>
-    <w:rsid w:val="008f4357"/>
+    <w:rsid w:val="008F4357"/>
     <w:pPr>
-      <w:keepNext w:val="true"/>
+      <w:keepNext/>
       <w:keepLines/>
-      <w:spacing w:before="0" w:after="0"/>
+      <w:spacing w:after="0"/>
       <w:outlineLvl w:val="7"/>
     </w:pPr>
     <w:rPr>
-      <w:rFonts w:ascii="Aptos" w:hAnsi="Aptos" w:eastAsia="" w:cs="" w:asciiTheme="minorHAnsi" w:cstheme="majorBidi" w:eastAsiaTheme="majorEastAsia" w:hAnsiTheme="minorHAnsi"/>
+      <w:rFonts w:asciiTheme="minorHAnsi" w:eastAsiaTheme="majorEastAsia" w:hAnsiTheme="minorHAnsi" w:cstheme="majorBidi"/>
       <w:i/>
       <w:iCs/>
-      <w:color w:themeColor="text1" w:themeTint="d8" w:val="272727"/>
+      <w:color w:val="272727" w:themeColor="text1" w:themeTint="D8"/>
     </w:rPr>
   </w:style>
-  <w:style w:type="paragraph" w:styleId="Heading9">
-    <w:name w:val="Heading 9"/>
-    <w:basedOn w:val="Normal"/>
-    <w:next w:val="Normal"/>
-    <w:link w:val="9"/>
+  <w:style w:type="paragraph" w:styleId="9">
+    <w:name w:val="heading 9"/>
+    <w:basedOn w:val="a"/>
+    <w:next w:val="a"/>
+    <w:link w:val="90"/>
     <w:uiPriority w:val="9"/>
     <w:semiHidden/>
     <w:unhideWhenUsed/>
     <w:qFormat/>
-    <w:rsid w:val="008f4357"/>
+    <w:rsid w:val="008F4357"/>
     <w:pPr>
-      <w:keepNext w:val="true"/>
+      <w:keepNext/>
       <w:keepLines/>
-      <w:spacing w:before="0" w:after="0"/>
+      <w:spacing w:after="0"/>
       <w:outlineLvl w:val="8"/>
     </w:pPr>
     <w:rPr>
-      <w:rFonts w:ascii="Aptos" w:hAnsi="Aptos" w:eastAsia="" w:cs="" w:asciiTheme="minorHAnsi" w:cstheme="majorBidi" w:eastAsiaTheme="majorEastAsia" w:hAnsiTheme="minorHAnsi"/>
-      <w:color w:themeColor="text1" w:themeTint="d8" w:val="272727"/>
+      <w:rFonts w:asciiTheme="minorHAnsi" w:eastAsiaTheme="majorEastAsia" w:hAnsiTheme="minorHAnsi" w:cstheme="majorBidi"/>
+      <w:color w:val="272727" w:themeColor="text1" w:themeTint="D8"/>
     </w:rPr>
   </w:style>
-  <w:style w:type="character" w:styleId="DefaultParagraphFont" w:default="1">
+  <w:style w:type="character" w:default="1" w:styleId="a0">
     <w:name w:val="Default Paragraph Font"/>
     <w:uiPriority w:val="1"/>
     <w:unhideWhenUsed/>
-    <w:qFormat/>
-    <w:rPr/>
   </w:style>
-  <w:style w:type="character" w:styleId="1" w:customStyle="1">
+  <w:style w:type="table" w:default="1" w:styleId="a1">
+    <w:name w:val="Normal Table"/>
+    <w:uiPriority w:val="99"/>
+    <w:semiHidden/>
+    <w:unhideWhenUsed/>
+    <w:tblPr>
+      <w:tblInd w:w="0" w:type="dxa"/>
+      <w:tblCellMar>
+        <w:top w:w="0" w:type="dxa"/>
+        <w:left w:w="108" w:type="dxa"/>
+        <w:bottom w:w="0" w:type="dxa"/>
+        <w:right w:w="108" w:type="dxa"/>
+      </w:tblCellMar>
+    </w:tblPr>
+  </w:style>
+  <w:style w:type="numbering" w:default="1" w:styleId="a2">
+    <w:name w:val="No List"/>
+    <w:uiPriority w:val="99"/>
+    <w:semiHidden/>
+    <w:unhideWhenUsed/>
+  </w:style>
+  <w:style w:type="character" w:customStyle="1" w:styleId="10">
     <w:name w:val="Заголовок 1 Знак"/>
-    <w:basedOn w:val="DefaultParagraphFont"/>
+    <w:basedOn w:val="a0"/>
+    <w:link w:val="1"/>
     <w:uiPriority w:val="9"/>
     <w:qFormat/>
-    <w:rsid w:val="008f4357"/>
+    <w:rsid w:val="008F4357"/>
     <w:rPr>
-      <w:rFonts w:ascii="Aptos Display" w:hAnsi="Aptos Display" w:eastAsia="" w:cs="" w:asciiTheme="majorHAnsi" w:cstheme="majorBidi" w:eastAsiaTheme="majorEastAsia" w:hAnsiTheme="majorHAnsi"/>
-      <w:color w:themeColor="accent1" w:themeShade="bf" w:val="2E74B5"/>
+      <w:rFonts w:asciiTheme="majorHAnsi" w:eastAsiaTheme="majorEastAsia" w:hAnsiTheme="majorHAnsi" w:cstheme="majorBidi"/>
+      <w:color w:val="2E74B5" w:themeColor="accent1" w:themeShade="BF"/>
       <w:sz w:val="40"/>
       <w:szCs w:val="40"/>
     </w:rPr>
   </w:style>
-  <w:style w:type="character" w:styleId="2" w:customStyle="1">
+  <w:style w:type="character" w:customStyle="1" w:styleId="20">
     <w:name w:val="Заголовок 2 Знак"/>
-    <w:basedOn w:val="DefaultParagraphFont"/>
+    <w:basedOn w:val="a0"/>
+    <w:link w:val="2"/>
     <w:uiPriority w:val="9"/>
     <w:semiHidden/>
     <w:qFormat/>
-    <w:rsid w:val="008f4357"/>
+    <w:rsid w:val="008F4357"/>
     <w:rPr>
-      <w:rFonts w:ascii="Aptos Display" w:hAnsi="Aptos Display" w:eastAsia="" w:cs="" w:asciiTheme="majorHAnsi" w:cstheme="majorBidi" w:eastAsiaTheme="majorEastAsia" w:hAnsiTheme="majorHAnsi"/>
-      <w:color w:themeColor="accent1" w:themeShade="bf" w:val="2E74B5"/>
+      <w:rFonts w:asciiTheme="majorHAnsi" w:eastAsiaTheme="majorEastAsia" w:hAnsiTheme="majorHAnsi" w:cstheme="majorBidi"/>
+      <w:color w:val="2E74B5" w:themeColor="accent1" w:themeShade="BF"/>
       <w:sz w:val="32"/>
       <w:szCs w:val="32"/>
     </w:rPr>
   </w:style>
-  <w:style w:type="character" w:styleId="3" w:customStyle="1">
+  <w:style w:type="character" w:customStyle="1" w:styleId="30">
     <w:name w:val="Заголовок 3 Знак"/>
-    <w:basedOn w:val="DefaultParagraphFont"/>
+    <w:basedOn w:val="a0"/>
+    <w:link w:val="3"/>
     <w:uiPriority w:val="9"/>
     <w:semiHidden/>
     <w:qFormat/>
-    <w:rsid w:val="008f4357"/>
+    <w:rsid w:val="008F4357"/>
     <w:rPr>
-      <w:rFonts w:eastAsia="" w:cs="" w:cstheme="majorBidi" w:eastAsiaTheme="majorEastAsia"/>
-      <w:color w:themeColor="accent1" w:themeShade="bf" w:val="2E74B5"/>
+      <w:rFonts w:eastAsiaTheme="majorEastAsia" w:cstheme="majorBidi"/>
+      <w:color w:val="2E74B5" w:themeColor="accent1" w:themeShade="BF"/>
       <w:sz w:val="28"/>
       <w:szCs w:val="28"/>
     </w:rPr>
   </w:style>
-  <w:style w:type="character" w:styleId="4" w:customStyle="1">
+  <w:style w:type="character" w:customStyle="1" w:styleId="40">
     <w:name w:val="Заголовок 4 Знак"/>
-    <w:basedOn w:val="DefaultParagraphFont"/>
+    <w:basedOn w:val="a0"/>
+    <w:link w:val="4"/>
     <w:uiPriority w:val="9"/>
     <w:semiHidden/>
     <w:qFormat/>
-    <w:rsid w:val="008f4357"/>
+    <w:rsid w:val="008F4357"/>
     <w:rPr>
-      <w:rFonts w:eastAsia="" w:cs="" w:cstheme="majorBidi" w:eastAsiaTheme="majorEastAsia"/>
+      <w:rFonts w:eastAsiaTheme="majorEastAsia" w:cstheme="majorBidi"/>
       <w:i/>
       <w:iCs/>
-      <w:color w:themeColor="accent1" w:themeShade="bf" w:val="2E74B5"/>
+      <w:color w:val="2E74B5" w:themeColor="accent1" w:themeShade="BF"/>
       <w:sz w:val="28"/>
     </w:rPr>
   </w:style>
-  <w:style w:type="character" w:styleId="5" w:customStyle="1">
+  <w:style w:type="character" w:customStyle="1" w:styleId="50">
     <w:name w:val="Заголовок 5 Знак"/>
-    <w:basedOn w:val="DefaultParagraphFont"/>
+    <w:basedOn w:val="a0"/>
+    <w:link w:val="5"/>
     <w:uiPriority w:val="9"/>
     <w:semiHidden/>
     <w:qFormat/>
-    <w:rsid w:val="008f4357"/>
+    <w:rsid w:val="008F4357"/>
     <w:rPr>
-      <w:rFonts w:eastAsia="" w:cs="" w:cstheme="majorBidi" w:eastAsiaTheme="majorEastAsia"/>
-      <w:color w:themeColor="accent1" w:themeShade="bf" w:val="2E74B5"/>
+      <w:rFonts w:eastAsiaTheme="majorEastAsia" w:cstheme="majorBidi"/>
+      <w:color w:val="2E74B5" w:themeColor="accent1" w:themeShade="BF"/>
       <w:sz w:val="28"/>
     </w:rPr>
   </w:style>
-  <w:style w:type="character" w:styleId="6" w:customStyle="1">
+  <w:style w:type="character" w:customStyle="1" w:styleId="60">
     <w:name w:val="Заголовок 6 Знак"/>
-    <w:basedOn w:val="DefaultParagraphFont"/>
+    <w:basedOn w:val="a0"/>
+    <w:link w:val="6"/>
     <w:uiPriority w:val="9"/>
     <w:semiHidden/>
     <w:qFormat/>
-    <w:rsid w:val="008f4357"/>
+    <w:rsid w:val="008F4357"/>
     <w:rPr>
-      <w:rFonts w:eastAsia="" w:cs="" w:cstheme="majorBidi" w:eastAsiaTheme="majorEastAsia"/>
+      <w:rFonts w:eastAsiaTheme="majorEastAsia" w:cstheme="majorBidi"/>
       <w:i/>
       <w:iCs/>
-      <w:color w:themeColor="text1" w:themeTint="a6" w:val="595959"/>
+      <w:color w:val="595959" w:themeColor="text1" w:themeTint="A6"/>
       <w:sz w:val="28"/>
     </w:rPr>
   </w:style>
-  <w:style w:type="character" w:styleId="7" w:customStyle="1">
+  <w:style w:type="character" w:customStyle="1" w:styleId="70">
     <w:name w:val="Заголовок 7 Знак"/>
-    <w:basedOn w:val="DefaultParagraphFont"/>
+    <w:basedOn w:val="a0"/>
+    <w:link w:val="7"/>
     <w:uiPriority w:val="9"/>
     <w:semiHidden/>
     <w:qFormat/>
-    <w:rsid w:val="008f4357"/>
+    <w:rsid w:val="008F4357"/>
     <w:rPr>
-      <w:rFonts w:eastAsia="" w:cs="" w:cstheme="majorBidi" w:eastAsiaTheme="majorEastAsia"/>
-      <w:color w:themeColor="text1" w:themeTint="a6" w:val="595959"/>
+      <w:rFonts w:eastAsiaTheme="majorEastAsia" w:cstheme="majorBidi"/>
+      <w:color w:val="595959" w:themeColor="text1" w:themeTint="A6"/>
       <w:sz w:val="28"/>
     </w:rPr>
   </w:style>
-  <w:style w:type="character" w:styleId="8" w:customStyle="1">
+  <w:style w:type="character" w:customStyle="1" w:styleId="80">
     <w:name w:val="Заголовок 8 Знак"/>
-    <w:basedOn w:val="DefaultParagraphFont"/>
+    <w:basedOn w:val="a0"/>
+    <w:link w:val="8"/>
     <w:uiPriority w:val="9"/>
     <w:semiHidden/>
     <w:qFormat/>
-    <w:rsid w:val="008f4357"/>
+    <w:rsid w:val="008F4357"/>
     <w:rPr>
-      <w:rFonts w:eastAsia="" w:cs="" w:cstheme="majorBidi" w:eastAsiaTheme="majorEastAsia"/>
+      <w:rFonts w:eastAsiaTheme="majorEastAsia" w:cstheme="majorBidi"/>
       <w:i/>
       <w:iCs/>
-      <w:color w:themeColor="text1" w:themeTint="d8" w:val="272727"/>
+      <w:color w:val="272727" w:themeColor="text1" w:themeTint="D8"/>
       <w:sz w:val="28"/>
     </w:rPr>
   </w:style>
-  <w:style w:type="character" w:styleId="9" w:customStyle="1">
+  <w:style w:type="character" w:customStyle="1" w:styleId="90">
     <w:name w:val="Заголовок 9 Знак"/>
-    <w:basedOn w:val="DefaultParagraphFont"/>
+    <w:basedOn w:val="a0"/>
+    <w:link w:val="9"/>
     <w:uiPriority w:val="9"/>
     <w:semiHidden/>
     <w:qFormat/>
-    <w:rsid w:val="008f4357"/>
+    <w:rsid w:val="008F4357"/>
     <w:rPr>
-      <w:rFonts w:eastAsia="" w:cs="" w:cstheme="majorBidi" w:eastAsiaTheme="majorEastAsia"/>
-      <w:color w:themeColor="text1" w:themeTint="d8" w:val="272727"/>
+      <w:rFonts w:eastAsiaTheme="majorEastAsia" w:cstheme="majorBidi"/>
+      <w:color w:val="272727" w:themeColor="text1" w:themeTint="D8"/>
       <w:sz w:val="28"/>
     </w:rPr>
   </w:style>
-  <w:style w:type="character" w:styleId="Style5" w:customStyle="1">
+  <w:style w:type="character" w:customStyle="1" w:styleId="a3">
     <w:name w:val="Заголовок Знак"/>
-    <w:basedOn w:val="DefaultParagraphFont"/>
+    <w:basedOn w:val="a0"/>
+    <w:link w:val="a4"/>
     <w:uiPriority w:val="10"/>
     <w:qFormat/>
-    <w:rsid w:val="008f4357"/>
+    <w:rsid w:val="008F4357"/>
     <w:rPr>
-      <w:rFonts w:ascii="Aptos Display" w:hAnsi="Aptos Display" w:eastAsia="" w:cs="" w:asciiTheme="majorHAnsi" w:cstheme="majorBidi" w:eastAsiaTheme="majorEastAsia" w:hAnsiTheme="majorHAnsi"/>
+      <w:rFonts w:asciiTheme="majorHAnsi" w:eastAsiaTheme="majorEastAsia" w:hAnsiTheme="majorHAnsi" w:cstheme="majorBidi"/>
       <w:spacing w:val="-10"/>
       <w:kern w:val="2"/>
       <w:sz w:val="56"/>
       <w:szCs w:val="56"/>
     </w:rPr>
   </w:style>
-  <w:style w:type="character" w:styleId="Style6" w:customStyle="1">
+  <w:style w:type="character" w:customStyle="1" w:styleId="a5">
     <w:name w:val="Подзаголовок Знак"/>
-    <w:basedOn w:val="DefaultParagraphFont"/>
+    <w:basedOn w:val="a0"/>
+    <w:link w:val="a6"/>
     <w:uiPriority w:val="11"/>
     <w:qFormat/>
-    <w:rsid w:val="008f4357"/>
+    <w:rsid w:val="008F4357"/>
     <w:rPr>
-      <w:rFonts w:eastAsia="" w:cs="" w:cstheme="majorBidi" w:eastAsiaTheme="majorEastAsia"/>
-      <w:color w:themeColor="text1" w:themeTint="a6" w:val="595959"/>
+      <w:rFonts w:eastAsiaTheme="majorEastAsia" w:cstheme="majorBidi"/>
+      <w:color w:val="595959" w:themeColor="text1" w:themeTint="A6"/>
       <w:spacing w:val="15"/>
       <w:sz w:val="28"/>
       <w:szCs w:val="28"/>
     </w:rPr>
   </w:style>
-  <w:style w:type="character" w:styleId="21" w:customStyle="1">
+  <w:style w:type="character" w:customStyle="1" w:styleId="21">
     <w:name w:val="Цитата 2 Знак"/>
-    <w:basedOn w:val="DefaultParagraphFont"/>
-    <w:link w:val="Quote"/>
+    <w:basedOn w:val="a0"/>
+    <w:link w:val="22"/>
     <w:uiPriority w:val="29"/>
     <w:qFormat/>
-    <w:rsid w:val="008f4357"/>
+    <w:rsid w:val="008F4357"/>
     <w:rPr>
       <w:rFonts w:ascii="Times New Roman" w:hAnsi="Times New Roman"/>
       <w:i/>
       <w:iCs/>
-      <w:color w:themeColor="text1" w:themeTint="bf" w:val="404040"/>
+      <w:color w:val="404040" w:themeColor="text1" w:themeTint="BF"/>
       <w:sz w:val="28"/>
     </w:rPr>
   </w:style>
-  <w:style w:type="character" w:styleId="IntenseEmphasis">
+  <w:style w:type="character" w:styleId="a7">
     <w:name w:val="Intense Emphasis"/>
-    <w:basedOn w:val="DefaultParagraphFont"/>
+    <w:basedOn w:val="a0"/>
     <w:uiPriority w:val="21"/>
     <w:qFormat/>
-    <w:rsid w:val="008f4357"/>
+    <w:rsid w:val="008F4357"/>
     <w:rPr>
       <w:i/>
       <w:iCs/>
-      <w:color w:themeColor="accent1" w:themeShade="bf" w:val="2E74B5"/>
+      <w:color w:val="2E74B5" w:themeColor="accent1" w:themeShade="BF"/>
     </w:rPr>
   </w:style>
-  <w:style w:type="character" w:styleId="Style7" w:customStyle="1">
+  <w:style w:type="character" w:customStyle="1" w:styleId="a8">
     <w:name w:val="Выделенная цитата Знак"/>
-    <w:basedOn w:val="DefaultParagraphFont"/>
-    <w:link w:val="IntenseQuote"/>
+    <w:basedOn w:val="a0"/>
+    <w:link w:val="a9"/>
     <w:uiPriority w:val="30"/>
     <w:qFormat/>
-    <w:rsid w:val="008f4357"/>
+    <w:rsid w:val="008F4357"/>
     <w:rPr>
       <w:rFonts w:ascii="Times New Roman" w:hAnsi="Times New Roman"/>
       <w:i/>
       <w:iCs/>
-      <w:color w:themeColor="accent1" w:themeShade="bf" w:val="2E74B5"/>
+      <w:color w:val="2E74B5" w:themeColor="accent1" w:themeShade="BF"/>
       <w:sz w:val="28"/>
     </w:rPr>
   </w:style>
-  <w:style w:type="character" w:styleId="IntenseReference">
+  <w:style w:type="character" w:styleId="aa">
     <w:name w:val="Intense Reference"/>
-    <w:basedOn w:val="DefaultParagraphFont"/>
+    <w:basedOn w:val="a0"/>
     <w:uiPriority w:val="32"/>
     <w:qFormat/>
-    <w:rsid w:val="008f4357"/>
+    <w:rsid w:val="008F4357"/>
     <w:rPr>
       <w:b/>
       <w:bCs/>
       <w:smallCaps/>
-      <w:color w:themeColor="accent1" w:themeShade="bf" w:val="2E74B5"/>
+      <w:color w:val="2E74B5" w:themeColor="accent1" w:themeShade="BF"/>
       <w:spacing w:val="5"/>
     </w:rPr>
   </w:style>
-  <w:style w:type="paragraph" w:styleId="Style8">
-    <w:name w:val="Заголовок"/>
-    <w:basedOn w:val="Normal"/>
-    <w:next w:val="BodyText"/>
+  <w:style w:type="paragraph" w:styleId="a4">
+    <w:name w:val="Title"/>
+    <w:basedOn w:val="a"/>
+    <w:next w:val="ab"/>
+    <w:link w:val="a3"/>
+    <w:uiPriority w:val="10"/>
     <w:qFormat/>
+    <w:rsid w:val="008F4357"/>
     <w:pPr>
-      <w:keepNext w:val="true"/>
-      <w:spacing w:before="240" w:after="120"/>
+      <w:spacing w:after="80"/>
+      <w:contextualSpacing/>
     </w:pPr>
     <w:rPr>
-      <w:rFonts w:ascii="Liberation Sans" w:hAnsi="Liberation Sans" w:eastAsia="Microsoft YaHei" w:cs="Arial"/>
-      <w:sz w:val="28"/>
-      <w:szCs w:val="28"/>
+      <w:rFonts w:asciiTheme="majorHAnsi" w:eastAsiaTheme="majorEastAsia" w:hAnsiTheme="majorHAnsi" w:cstheme="majorBidi"/>
+      <w:spacing w:val="-10"/>
+      <w:kern w:val="2"/>
+      <w:sz w:val="56"/>
+      <w:szCs w:val="56"/>
     </w:rPr>
   </w:style>
-  <w:style w:type="paragraph" w:styleId="BodyText">
+  <w:style w:type="paragraph" w:styleId="ab">
     <w:name w:val="Body Text"/>
-    <w:basedOn w:val="Normal"/>
+    <w:basedOn w:val="a"/>
     <w:pPr>
-      <w:spacing w:lineRule="auto" w:line="276" w:before="0" w:after="140"/>
+      <w:spacing w:after="140" w:line="276" w:lineRule="auto"/>
     </w:pPr>
-    <w:rPr/>
   </w:style>
-  <w:style w:type="paragraph" w:styleId="List">
+  <w:style w:type="paragraph" w:styleId="ac">
     <w:name w:val="List"/>
-    <w:basedOn w:val="BodyText"/>
-    <w:pPr/>
+    <w:basedOn w:val="ab"/>
     <w:rPr>
       <w:rFonts w:cs="Arial"/>
     </w:rPr>
   </w:style>
-  <w:style w:type="paragraph" w:styleId="Caption">
-    <w:name w:val="Caption"/>
-    <w:basedOn w:val="Normal"/>
+  <w:style w:type="paragraph" w:styleId="ad">
+    <w:name w:val="caption"/>
+    <w:basedOn w:val="a"/>
     <w:qFormat/>
     <w:pPr>
       <w:suppressLineNumbers/>
@@ -3847,9 +3606,9 @@
       <w:szCs w:val="24"/>
     </w:rPr>
   </w:style>
-  <w:style w:type="paragraph" w:styleId="Style9">
-    <w:name w:val="Указатель"/>
-    <w:basedOn w:val="Normal"/>
+  <w:style w:type="paragraph" w:styleId="ae">
+    <w:name w:val="index heading"/>
+    <w:basedOn w:val="a"/>
     <w:qFormat/>
     <w:pPr>
       <w:suppressLineNumbers/>
@@ -3858,85 +3617,62 @@
       <w:rFonts w:cs="Arial"/>
     </w:rPr>
   </w:style>
-  <w:style w:type="paragraph" w:styleId="Title">
-    <w:name w:val="Title"/>
-    <w:basedOn w:val="Normal"/>
-    <w:next w:val="Normal"/>
-    <w:link w:val="Style5"/>
-    <w:uiPriority w:val="10"/>
-    <w:qFormat/>
-    <w:rsid w:val="008f4357"/>
-    <w:pPr>
-      <w:spacing w:before="0" w:after="80"/>
-      <w:contextualSpacing/>
-    </w:pPr>
-    <w:rPr>
-      <w:rFonts w:ascii="Aptos Display" w:hAnsi="Aptos Display" w:eastAsia="" w:cs="" w:asciiTheme="majorHAnsi" w:cstheme="majorBidi" w:eastAsiaTheme="majorEastAsia" w:hAnsiTheme="majorHAnsi"/>
-      <w:spacing w:val="-10"/>
-      <w:kern w:val="2"/>
-      <w:sz w:val="56"/>
-      <w:szCs w:val="56"/>
-    </w:rPr>
-  </w:style>
-  <w:style w:type="paragraph" w:styleId="Subtitle">
+  <w:style w:type="paragraph" w:styleId="a6">
     <w:name w:val="Subtitle"/>
-    <w:basedOn w:val="Normal"/>
-    <w:next w:val="Normal"/>
-    <w:link w:val="Style6"/>
+    <w:basedOn w:val="a"/>
+    <w:next w:val="a"/>
+    <w:link w:val="a5"/>
     <w:uiPriority w:val="11"/>
     <w:qFormat/>
-    <w:rsid w:val="008f4357"/>
-    <w:pPr/>
+    <w:rsid w:val="008F4357"/>
     <w:rPr>
-      <w:rFonts w:ascii="Aptos" w:hAnsi="Aptos" w:eastAsia="" w:cs="" w:asciiTheme="minorHAnsi" w:cstheme="majorBidi" w:eastAsiaTheme="majorEastAsia" w:hAnsiTheme="minorHAnsi"/>
-      <w:color w:themeColor="text1" w:themeTint="a6" w:val="595959"/>
+      <w:rFonts w:asciiTheme="minorHAnsi" w:eastAsiaTheme="majorEastAsia" w:hAnsiTheme="minorHAnsi" w:cstheme="majorBidi"/>
+      <w:color w:val="595959" w:themeColor="text1" w:themeTint="A6"/>
       <w:spacing w:val="15"/>
       <w:szCs w:val="28"/>
     </w:rPr>
   </w:style>
-  <w:style w:type="paragraph" w:styleId="Quote">
+  <w:style w:type="paragraph" w:styleId="22">
     <w:name w:val="Quote"/>
-    <w:basedOn w:val="Normal"/>
-    <w:next w:val="Normal"/>
+    <w:basedOn w:val="a"/>
+    <w:next w:val="a"/>
     <w:link w:val="21"/>
     <w:uiPriority w:val="29"/>
     <w:qFormat/>
-    <w:rsid w:val="008f4357"/>
+    <w:rsid w:val="008F4357"/>
     <w:pPr>
-      <w:spacing w:before="160" w:after="160"/>
+      <w:spacing w:before="160"/>
       <w:jc w:val="center"/>
     </w:pPr>
     <w:rPr>
       <w:i/>
       <w:iCs/>
-      <w:color w:themeColor="text1" w:themeTint="bf" w:val="404040"/>
+      <w:color w:val="404040" w:themeColor="text1" w:themeTint="BF"/>
     </w:rPr>
   </w:style>
-  <w:style w:type="paragraph" w:styleId="ListParagraph">
+  <w:style w:type="paragraph" w:styleId="af">
     <w:name w:val="List Paragraph"/>
-    <w:basedOn w:val="Normal"/>
+    <w:basedOn w:val="a"/>
     <w:uiPriority w:val="34"/>
     <w:qFormat/>
-    <w:rsid w:val="008f4357"/>
+    <w:rsid w:val="008F4357"/>
     <w:pPr>
-      <w:spacing w:before="0" w:after="160"/>
       <w:ind w:left="720"/>
       <w:contextualSpacing/>
     </w:pPr>
-    <w:rPr/>
   </w:style>
-  <w:style w:type="paragraph" w:styleId="IntenseQuote">
+  <w:style w:type="paragraph" w:styleId="a9">
     <w:name w:val="Intense Quote"/>
-    <w:basedOn w:val="Normal"/>
-    <w:next w:val="Normal"/>
-    <w:link w:val="Style7"/>
+    <w:basedOn w:val="a"/>
+    <w:next w:val="a"/>
+    <w:link w:val="a8"/>
     <w:uiPriority w:val="30"/>
     <w:qFormat/>
-    <w:rsid w:val="008f4357"/>
+    <w:rsid w:val="008F4357"/>
     <w:pPr>
       <w:pBdr>
-        <w:top w:val="single" w:sz="4" w:space="10" w:color="2E74B5" w:themeColor="accent1" w:themeShade="bf"/>
-        <w:bottom w:val="single" w:sz="4" w:space="10" w:color="2E74B5" w:themeColor="accent1" w:themeShade="bf"/>
+        <w:top w:val="single" w:sz="4" w:space="10" w:color="2E74B5" w:themeColor="accent1" w:themeShade="BF"/>
+        <w:bottom w:val="single" w:sz="4" w:space="10" w:color="2E74B5" w:themeColor="accent1" w:themeShade="BF"/>
       </w:pBdr>
       <w:spacing w:before="360" w:after="360"/>
       <w:ind w:left="864" w:right="864"/>
@@ -3945,46 +3681,29 @@
     <w:rPr>
       <w:i/>
       <w:iCs/>
-      <w:color w:themeColor="accent1" w:themeShade="bf" w:val="2E74B5"/>
+      <w:color w:val="2E74B5" w:themeColor="accent1" w:themeShade="BF"/>
     </w:rPr>
   </w:style>
-  <w:style w:type="numbering" w:styleId="Style10" w:default="1">
+  <w:style w:type="numbering" w:customStyle="1" w:styleId="af0">
     <w:name w:val="Без списка"/>
     <w:uiPriority w:val="99"/>
     <w:semiHidden/>
     <w:unhideWhenUsed/>
     <w:qFormat/>
   </w:style>
-  <w:style w:type="table" w:default="1" w:styleId="a1">
-    <w:name w:val="Normal Table"/>
-    <w:uiPriority w:val="99"/>
-    <w:semiHidden/>
-    <w:unhideWhenUsed/>
-    <w:tblPr>
-      <w:tblCellMar>
-        <w:top w:w="0" w:type="dxa"/>
-        <w:left w:w="108" w:type="dxa"/>
-        <w:bottom w:w="0" w:type="dxa"/>
-        <w:right w:w="108" w:type="dxa"/>
-      </w:tblCellMar>
-    </w:tblPr>
-  </w:style>
-  <w:style w:type="table" w:styleId="ac">
+  <w:style w:type="table" w:styleId="af1">
     <w:name w:val="Table Grid"/>
     <w:basedOn w:val="a1"/>
     <w:uiPriority w:val="39"/>
     <w:rsid w:val="00601196"/>
-    <w:pPr>
-      <w:spacing w:after="0" w:line="240" w:lineRule="auto"/>
-    </w:pPr>
     <w:tblPr>
       <w:tblBorders>
-        <w:top w:val="single" w:color="auto" w:sz="4" w:space="0"/>
-        <w:left w:val="single" w:color="auto" w:sz="4" w:space="0"/>
-        <w:bottom w:val="single" w:color="auto" w:sz="4" w:space="0"/>
-        <w:right w:val="single" w:color="auto" w:sz="4" w:space="0"/>
-        <w:insideH w:val="single" w:color="auto" w:sz="4" w:space="0"/>
-        <w:insideV w:val="single" w:color="auto" w:sz="4" w:space="0"/>
+        <w:top w:val="single" w:sz="4" w:space="0" w:color="auto"/>
+        <w:left w:val="single" w:sz="4" w:space="0" w:color="auto"/>
+        <w:bottom w:val="single" w:sz="4" w:space="0" w:color="auto"/>
+        <w:right w:val="single" w:sz="4" w:space="0" w:color="auto"/>
+        <w:insideH w:val="single" w:sz="4" w:space="0" w:color="auto"/>
+        <w:insideV w:val="single" w:sz="4" w:space="0" w:color="auto"/>
       </w:tblBorders>
     </w:tblPr>
   </w:style>
@@ -3992,54 +3711,54 @@
 </file>
 
 <file path=word/theme/theme1.xml><?xml version="1.0" encoding="utf-8"?>
-<a:theme xmlns:a="http://schemas.openxmlformats.org/drawingml/2006/main" xmlns:r="http://schemas.openxmlformats.org/officeDocument/2006/relationships" name="Тема Office">
+<a:theme xmlns:a="http://schemas.openxmlformats.org/drawingml/2006/main" name="Тема Office">
   <a:themeElements>
     <a:clrScheme name="Стандартная">
       <a:dk1>
         <a:srgbClr val="000000"/>
       </a:dk1>
       <a:lt1>
-        <a:srgbClr val="ffffff"/>
+        <a:srgbClr val="FFFFFF"/>
       </a:lt1>
       <a:dk2>
-        <a:srgbClr val="44546a"/>
+        <a:srgbClr val="44546A"/>
       </a:dk2>
       <a:lt2>
-        <a:srgbClr val="e7e6e6"/>
+        <a:srgbClr val="E7E6E6"/>
       </a:lt2>
       <a:accent1>
-        <a:srgbClr val="5b9bd5"/>
+        <a:srgbClr val="5B9BD5"/>
       </a:accent1>
       <a:accent2>
-        <a:srgbClr val="ed7d31"/>
+        <a:srgbClr val="ED7D31"/>
       </a:accent2>
       <a:accent3>
-        <a:srgbClr val="a5a5a5"/>
+        <a:srgbClr val="A5A5A5"/>
       </a:accent3>
       <a:accent4>
-        <a:srgbClr val="ffc000"/>
+        <a:srgbClr val="FFC000"/>
       </a:accent4>
       <a:accent5>
-        <a:srgbClr val="4472c4"/>
+        <a:srgbClr val="4472C4"/>
       </a:accent5>
       <a:accent6>
-        <a:srgbClr val="70ad47"/>
+        <a:srgbClr val="70AD47"/>
       </a:accent6>
       <a:hlink>
-        <a:srgbClr val="0563c1"/>
+        <a:srgbClr val="0563C1"/>
       </a:hlink>
       <a:folHlink>
-        <a:srgbClr val="954f72"/>
+        <a:srgbClr val="954F72"/>
       </a:folHlink>
     </a:clrScheme>
     <a:fontScheme name="Стандартная">
       <a:majorFont>
-        <a:latin typeface="Aptos Display" panose="02110004020202020204" pitchFamily="0" charset="1"/>
+        <a:latin typeface="Aptos Display" panose="02110004020202020204"/>
         <a:ea typeface=""/>
         <a:cs typeface=""/>
       </a:majorFont>
       <a:minorFont>
-        <a:latin typeface="Aptos" panose="02110004020202020204" pitchFamily="0" charset="1"/>
+        <a:latin typeface="Aptos" panose="02110004020202020204"/>
         <a:ea typeface=""/>
         <a:cs typeface=""/>
       </a:minorFont>
@@ -4071,7 +3790,7 @@
             </a:gs>
           </a:gsLst>
           <a:lin ang="5400000" scaled="0"/>
-          <a:tileRect l="0" t="0" r="0" b="0"/>
+          <a:tileRect/>
         </a:gradFill>
         <a:gradFill>
           <a:gsLst>
@@ -4095,7 +3814,7 @@
             </a:gs>
           </a:gsLst>
           <a:lin ang="5400000" scaled="0"/>
-          <a:tileRect l="0" t="0" r="0" b="0"/>
+          <a:tileRect/>
         </a:gradFill>
       </a:fillStyleLst>
       <a:lnStyleLst>
@@ -4155,10 +3874,12 @@
             </a:gs>
           </a:gsLst>
           <a:lin ang="5400000" scaled="0"/>
-          <a:tileRect l="0" t="0" r="0" b="0"/>
+          <a:tileRect/>
         </a:gradFill>
       </a:bgFillStyleLst>
     </a:fmtScheme>
   </a:themeElements>
+  <a:objectDefaults/>
+  <a:extraClrSchemeLst/>
 </a:theme>
 </file>